--- a/Seguridad de Aplicaciones/Tarea 4/Tarea4-Practica-bWAPP-OWASP.docx
+++ b/Seguridad de Aplicaciones/Tarea 4/Tarea4-Practica-bWAPP-OWASP.docx
@@ -27,7 +27,7 @@
           <w:lang w:eastAsia="es-PE" w:bidi="es-PE"/>
         </w:rPr>
         <w:drawing>
-          <wp:anchor distT="0" distB="0" distL="114300" distR="114300" simplePos="0" relativeHeight="251659264" behindDoc="0" locked="0" layoutInCell="1" allowOverlap="1" wp14:anchorId="7123E515" wp14:editId="091839FD">
+          <wp:anchor distT="0" distB="0" distL="114300" distR="114300" simplePos="0" relativeHeight="251659264" behindDoc="0" locked="0" layoutInCell="1" allowOverlap="1" wp14:anchorId="7EC6F48A" wp14:editId="31A05AE1">
             <wp:simplePos x="0" y="0"/>
             <wp:positionH relativeFrom="column">
               <wp:posOffset>488315</wp:posOffset>
@@ -276,7 +276,7 @@
           <w:szCs w:val="32"/>
           <w:lang w:val="es-GT" w:eastAsia="es-PE"/>
         </w:rPr>
-        <w:t xml:space="preserve">MAESTRÍA EN SEGURIDAD INFORMÁTICA</w:t>
+        <w:t>MAESTRÍA EN SEGURIDAD INFORMÁTICA</w:t>
       </w:r>
     </w:p>
     <w:p>
@@ -349,7 +349,7 @@
           <w:szCs w:val="32"/>
           <w:lang w:val="es-GT" w:eastAsia="es-PE"/>
         </w:rPr>
-        <w:t xml:space="preserve">TAREA 4 - PRÁCTICA EN APLICACIONES WEB CON OWASP</w:t>
+        <w:t>TAREA 4 - PRÁCTICA EN APLICACIONES WEB CON OWASP</w:t>
       </w:r>
     </w:p>
     <w:p>
@@ -423,7 +423,7 @@
           <w:szCs w:val="36"/>
           <w:lang w:val="es-GT" w:eastAsia="es-PE"/>
         </w:rPr>
-        <w:t xml:space="preserve">Explotación y mitigación de 10 vulnerabilidades OWASP en el laboratorio bWAPP</w:t>
+        <w:t>Explotación y mitigación de 10 vulnerabilidades OWASP en el laboratorio bWAPP</w:t>
       </w:r>
     </w:p>
     <w:p>
@@ -496,7 +496,6 @@
           <w:lang w:val="es-GT" w:eastAsia="es-PE"/>
         </w:rPr>
       </w:pPr>
-      <w:proofErr w:type="spellStart"/>
       <w:r>
         <w:rPr>
           <w:rFonts w:cs="Times New Roman"/>
@@ -506,7 +505,7 @@
           <w:szCs w:val="28"/>
           <w:lang w:val="es-GT" w:eastAsia="es-PE"/>
         </w:rPr>
-        <w:t xml:space="preserve">Gerbert David García Loaiza - ggarcial17@miumg.edu.gt</w:t>
+        <w:t>Gerbert David García Loaiza - ggarcial17@miumg.edu.gt</w:t>
       </w:r>
     </w:p>
     <w:p>
@@ -523,7 +522,6 @@
           <w:lang w:val="es-GT" w:eastAsia="es-PE"/>
         </w:rPr>
       </w:pPr>
-      <w:proofErr w:type="spellStart"/>
       <w:r>
         <w:rPr>
           <w:rFonts w:cs="Times New Roman"/>
@@ -533,7 +531,7 @@
           <w:szCs w:val="28"/>
           <w:lang w:val="es-GT" w:eastAsia="es-PE"/>
         </w:rPr>
-        <w:t xml:space="preserve">Carné: 1293-21-11608</w:t>
+        <w:t>Carné: 1293-21-11608</w:t>
       </w:r>
     </w:p>
     <w:p>
@@ -604,7 +602,7 @@
           <w:szCs w:val="34"/>
           <w:lang w:val="es-GT" w:eastAsia="es-PE"/>
         </w:rPr>
-        <w:t xml:space="preserve">Ing. Mario Roberto López Sajquin</w:t>
+        <w:t>Ing. Mario Roberto López Sajquin</w:t>
       </w:r>
     </w:p>
     <w:p>
@@ -705,7 +703,7 @@
           <w:szCs w:val="32"/>
           <w:lang w:val="es-GT" w:eastAsia="es-PE"/>
         </w:rPr>
-        <w:t xml:space="preserve">SEGURIDAD EN APLICACIONES - 42026-1293-013-E</w:t>
+        <w:t>SEGURIDAD EN APLICACIONES - 42026-1293-013-E</w:t>
       </w:r>
     </w:p>
     <w:p>
@@ -780,7 +778,7 @@
           <w:szCs w:val="28"/>
           <w:lang w:val="es-GT" w:eastAsia="es-PE"/>
         </w:rPr>
-        <w:t xml:space="preserve">Guatemala, octubre de 2026</w:t>
+        <w:t>Guatemala, octubre de 2026</w:t>
       </w:r>
     </w:p>
     <w:p>
@@ -814,6 +812,7 @@
           <w:b/>
           <w:lang w:val="es-GT"/>
         </w:rPr>
+        <w:lastRenderedPageBreak/>
         <w:t>Tabla de Contenido</w:t>
       </w:r>
     </w:p>
@@ -824,26 +823,33 @@
           <w:tab w:val="right" w:leader="dot" w:pos="9396"/>
         </w:tabs>
         <w:rPr>
+          <w:rFonts w:asciiTheme="minorHAnsi" w:eastAsiaTheme="minorEastAsia" w:hAnsiTheme="minorHAnsi"/>
           <w:noProof/>
+          <w:kern w:val="2"/>
+          <w:szCs w:val="24"/>
+          <w:lang w:val="es-GT" w:eastAsia="ja-JP"/>
+          <w14:ligatures w14:val="standardContextual"/>
         </w:rPr>
       </w:pPr>
       <w:r>
         <w:fldChar w:fldCharType="begin"/>
       </w:r>
       <w:r>
-        <w:instrText xml:space="preserve">TOC \o "1-2" \h \z \u</w:instrText>
+        <w:instrText>TOC \o "1-2" \h \z \u</w:instrText>
       </w:r>
       <w:r>
         <w:fldChar w:fldCharType="separate"/>
       </w:r>
-      <w:hyperlink w:anchor="_Toc900101" w:history="1">
+      <w:hyperlink w:anchor="_Toc243325010" w:history="1">
         <w:r>
           <w:rPr>
             <w:rStyle w:val="Hipervnculo"/>
+            <w:rFonts w:eastAsiaTheme="majorEastAsia"/>
             <w:b/>
             <w:noProof/>
+            <w:lang w:val="es-GT"/>
           </w:rPr>
-          <w:t xml:space="preserve">Introducción</w:t>
+          <w:t>Introducción</w:t>
         </w:r>
         <w:r>
           <w:rPr>
@@ -864,7 +870,13 @@
             <w:noProof/>
             <w:webHidden/>
           </w:rPr>
-          <w:instrText xml:space="preserve"> PAGEREF _Toc900101 \h </w:instrText>
+          <w:instrText xml:space="preserve"> PAGEREF _Toc243325010 \h </w:instrText>
+        </w:r>
+        <w:r>
+          <w:rPr>
+            <w:noProof/>
+            <w:webHidden/>
+          </w:rPr>
         </w:r>
         <w:r>
           <w:rPr>
@@ -891,22 +903,29 @@
     </w:p>
     <w:p>
       <w:pPr>
-        <w:pStyle w:val="TDC1"/>
+        <w:pStyle w:val="TDC2"/>
         <w:tabs>
           <w:tab w:val="right" w:leader="dot" w:pos="9396"/>
         </w:tabs>
-        <w:ind w:left="440"/>
-        <w:rPr>
+        <w:rPr>
+          <w:rFonts w:asciiTheme="minorHAnsi" w:eastAsiaTheme="minorEastAsia" w:hAnsiTheme="minorHAnsi"/>
           <w:noProof/>
-        </w:rPr>
-      </w:pPr>
-      <w:hyperlink w:anchor="_Toc900102" w:history="1">
+          <w:kern w:val="2"/>
+          <w:szCs w:val="24"/>
+          <w:lang w:val="es-GT" w:eastAsia="ja-JP"/>
+          <w14:ligatures w14:val="standardContextual"/>
+        </w:rPr>
+      </w:pPr>
+      <w:hyperlink w:anchor="_Toc243325011" w:history="1">
         <w:r>
           <w:rPr>
             <w:rStyle w:val="Hipervnculo"/>
+            <w:rFonts w:eastAsiaTheme="majorEastAsia"/>
+            <w:b/>
             <w:noProof/>
+            <w:lang w:val="es-GT"/>
           </w:rPr>
-          <w:t xml:space="preserve">1. SQL Injection (GET/Search)</w:t>
+          <w:t>1. SQL Injection (GET/Search)</w:t>
         </w:r>
         <w:r>
           <w:rPr>
@@ -927,7 +946,13 @@
             <w:noProof/>
             <w:webHidden/>
           </w:rPr>
-          <w:instrText xml:space="preserve"> PAGEREF _Toc900102 \h </w:instrText>
+          <w:instrText xml:space="preserve"> PAGEREF _Toc243325011 \h </w:instrText>
+        </w:r>
+        <w:r>
+          <w:rPr>
+            <w:noProof/>
+            <w:webHidden/>
+          </w:rPr>
         </w:r>
         <w:r>
           <w:rPr>
@@ -954,22 +979,28 @@
     </w:p>
     <w:p>
       <w:pPr>
-        <w:pStyle w:val="TDC1"/>
+        <w:pStyle w:val="TDC2"/>
         <w:tabs>
           <w:tab w:val="right" w:leader="dot" w:pos="9396"/>
         </w:tabs>
-        <w:ind w:left="440"/>
-        <w:rPr>
+        <w:rPr>
+          <w:rFonts w:asciiTheme="minorHAnsi" w:eastAsiaTheme="minorEastAsia" w:hAnsiTheme="minorHAnsi"/>
           <w:noProof/>
-        </w:rPr>
-      </w:pPr>
-      <w:hyperlink w:anchor="_Toc900103" w:history="1">
+          <w:kern w:val="2"/>
+          <w:szCs w:val="24"/>
+          <w:lang w:val="es-GT" w:eastAsia="ja-JP"/>
+          <w14:ligatures w14:val="standardContextual"/>
+        </w:rPr>
+      </w:pPr>
+      <w:hyperlink w:anchor="_Toc243325012" w:history="1">
         <w:r>
           <w:rPr>
             <w:rStyle w:val="Hipervnculo"/>
+            <w:rFonts w:eastAsiaTheme="majorEastAsia"/>
+            <w:b/>
             <w:noProof/>
           </w:rPr>
-          <w:t xml:space="preserve">2. HTML Injection - Reflected (GET)</w:t>
+          <w:t>2. HTML Injection - Reflected (GET)</w:t>
         </w:r>
         <w:r>
           <w:rPr>
@@ -990,7 +1021,88 @@
             <w:noProof/>
             <w:webHidden/>
           </w:rPr>
-          <w:instrText xml:space="preserve"> PAGEREF _Toc900103 \h </w:instrText>
+          <w:instrText xml:space="preserve"> PAGEREF _Toc243325012 \h </w:instrText>
+        </w:r>
+        <w:r>
+          <w:rPr>
+            <w:noProof/>
+            <w:webHidden/>
+          </w:rPr>
+        </w:r>
+        <w:r>
+          <w:rPr>
+            <w:noProof/>
+            <w:webHidden/>
+          </w:rPr>
+          <w:fldChar w:fldCharType="separate"/>
+        </w:r>
+        <w:r>
+          <w:rPr>
+            <w:noProof/>
+            <w:webHidden/>
+          </w:rPr>
+          <w:t>2</w:t>
+        </w:r>
+        <w:r>
+          <w:rPr>
+            <w:noProof/>
+            <w:webHidden/>
+          </w:rPr>
+          <w:fldChar w:fldCharType="end"/>
+        </w:r>
+      </w:hyperlink>
+    </w:p>
+    <w:p>
+      <w:pPr>
+        <w:pStyle w:val="TDC2"/>
+        <w:tabs>
+          <w:tab w:val="right" w:leader="dot" w:pos="9396"/>
+        </w:tabs>
+        <w:rPr>
+          <w:rFonts w:asciiTheme="minorHAnsi" w:eastAsiaTheme="minorEastAsia" w:hAnsiTheme="minorHAnsi"/>
+          <w:noProof/>
+          <w:kern w:val="2"/>
+          <w:szCs w:val="24"/>
+          <w:lang w:val="es-GT" w:eastAsia="ja-JP"/>
+          <w14:ligatures w14:val="standardContextual"/>
+        </w:rPr>
+      </w:pPr>
+      <w:hyperlink w:anchor="_Toc243325013" w:history="1">
+        <w:r>
+          <w:rPr>
+            <w:rStyle w:val="Hipervnculo"/>
+            <w:rFonts w:eastAsiaTheme="majorEastAsia"/>
+            <w:b/>
+            <w:noProof/>
+          </w:rPr>
+          <w:t>3. Cross-Site Scripting - Reflected (GET)</w:t>
+        </w:r>
+        <w:r>
+          <w:rPr>
+            <w:noProof/>
+            <w:webHidden/>
+          </w:rPr>
+          <w:tab/>
+        </w:r>
+        <w:r>
+          <w:rPr>
+            <w:noProof/>
+            <w:webHidden/>
+          </w:rPr>
+          <w:fldChar w:fldCharType="begin"/>
+        </w:r>
+        <w:r>
+          <w:rPr>
+            <w:noProof/>
+            <w:webHidden/>
+          </w:rPr>
+          <w:instrText xml:space="preserve"> PAGEREF _Toc243325013 \h </w:instrText>
+        </w:r>
+        <w:r>
+          <w:rPr>
+            <w:noProof/>
+            <w:webHidden/>
+          </w:rPr>
         </w:r>
         <w:r>
           <w:rPr>
@@ -1017,22 +1129,28 @@
     </w:p>
     <w:p>
       <w:pPr>
-        <w:pStyle w:val="TDC1"/>
+        <w:pStyle w:val="TDC2"/>
         <w:tabs>
           <w:tab w:val="right" w:leader="dot" w:pos="9396"/>
         </w:tabs>
-        <w:ind w:left="440"/>
-        <w:rPr>
+        <w:rPr>
+          <w:rFonts w:asciiTheme="minorHAnsi" w:eastAsiaTheme="minorEastAsia" w:hAnsiTheme="minorHAnsi"/>
           <w:noProof/>
-        </w:rPr>
-      </w:pPr>
-      <w:hyperlink w:anchor="_Toc900104" w:history="1">
+          <w:kern w:val="2"/>
+          <w:szCs w:val="24"/>
+          <w:lang w:val="es-GT" w:eastAsia="ja-JP"/>
+          <w14:ligatures w14:val="standardContextual"/>
+        </w:rPr>
+      </w:pPr>
+      <w:hyperlink w:anchor="_Toc243325014" w:history="1">
         <w:r>
           <w:rPr>
             <w:rStyle w:val="Hipervnculo"/>
+            <w:rFonts w:eastAsiaTheme="majorEastAsia"/>
+            <w:b/>
             <w:noProof/>
           </w:rPr>
-          <w:t xml:space="preserve">3. Cross-Site Scripting - Reflected (GET)</w:t>
+          <w:t>4. OS Command Injection</w:t>
         </w:r>
         <w:r>
           <w:rPr>
@@ -1053,7 +1171,13 @@
             <w:noProof/>
             <w:webHidden/>
           </w:rPr>
-          <w:instrText xml:space="preserve"> PAGEREF _Toc900104 \h </w:instrText>
+          <w:instrText xml:space="preserve"> PAGEREF _Toc243325014 \h </w:instrText>
+        </w:r>
+        <w:r>
+          <w:rPr>
+            <w:noProof/>
+            <w:webHidden/>
+          </w:rPr>
         </w:r>
         <w:r>
           <w:rPr>
@@ -1080,22 +1204,28 @@
     </w:p>
     <w:p>
       <w:pPr>
-        <w:pStyle w:val="TDC1"/>
+        <w:pStyle w:val="TDC2"/>
         <w:tabs>
           <w:tab w:val="right" w:leader="dot" w:pos="9396"/>
         </w:tabs>
-        <w:ind w:left="440"/>
-        <w:rPr>
+        <w:rPr>
+          <w:rFonts w:asciiTheme="minorHAnsi" w:eastAsiaTheme="minorEastAsia" w:hAnsiTheme="minorHAnsi"/>
           <w:noProof/>
-        </w:rPr>
-      </w:pPr>
-      <w:hyperlink w:anchor="_Toc900105" w:history="1">
+          <w:kern w:val="2"/>
+          <w:szCs w:val="24"/>
+          <w:lang w:val="es-GT" w:eastAsia="ja-JP"/>
+          <w14:ligatures w14:val="standardContextual"/>
+        </w:rPr>
+      </w:pPr>
+      <w:hyperlink w:anchor="_Toc243325015" w:history="1">
         <w:r>
           <w:rPr>
             <w:rStyle w:val="Hipervnculo"/>
+            <w:rFonts w:eastAsiaTheme="majorEastAsia"/>
+            <w:b/>
             <w:noProof/>
           </w:rPr>
-          <w:t xml:space="preserve">4. OS Command Injection</w:t>
+          <w:t>5. Broken Authentication - Insecure Login Forms</w:t>
         </w:r>
         <w:r>
           <w:rPr>
@@ -1116,7 +1246,13 @@
             <w:noProof/>
             <w:webHidden/>
           </w:rPr>
-          <w:instrText xml:space="preserve"> PAGEREF _Toc900105 \h </w:instrText>
+          <w:instrText xml:space="preserve"> PAGEREF _Toc243325015 \h </w:instrText>
+        </w:r>
+        <w:r>
+          <w:rPr>
+            <w:noProof/>
+            <w:webHidden/>
+          </w:rPr>
         </w:r>
         <w:r>
           <w:rPr>
@@ -1143,22 +1279,29 @@
     </w:p>
     <w:p>
       <w:pPr>
-        <w:pStyle w:val="TDC1"/>
+        <w:pStyle w:val="TDC2"/>
         <w:tabs>
           <w:tab w:val="right" w:leader="dot" w:pos="9396"/>
         </w:tabs>
-        <w:ind w:left="440"/>
-        <w:rPr>
+        <w:rPr>
+          <w:rFonts w:asciiTheme="minorHAnsi" w:eastAsiaTheme="minorEastAsia" w:hAnsiTheme="minorHAnsi"/>
           <w:noProof/>
-        </w:rPr>
-      </w:pPr>
-      <w:hyperlink w:anchor="_Toc900106" w:history="1">
+          <w:kern w:val="2"/>
+          <w:szCs w:val="24"/>
+          <w:lang w:val="es-GT" w:eastAsia="ja-JP"/>
+          <w14:ligatures w14:val="standardContextual"/>
+        </w:rPr>
+      </w:pPr>
+      <w:hyperlink w:anchor="_Toc243325016" w:history="1">
         <w:r>
           <w:rPr>
             <w:rStyle w:val="Hipervnculo"/>
+            <w:rFonts w:eastAsiaTheme="majorEastAsia"/>
+            <w:b/>
             <w:noProof/>
+            <w:lang w:val="es-GT"/>
           </w:rPr>
-          <w:t xml:space="preserve">5. Broken Authentication - Insecure Login Forms</w:t>
+          <w:t>6. Insecure Direct Object Reference (IDOR) en el cambio de secreto</w:t>
         </w:r>
         <w:r>
           <w:rPr>
@@ -1179,7 +1322,13 @@
             <w:noProof/>
             <w:webHidden/>
           </w:rPr>
-          <w:instrText xml:space="preserve"> PAGEREF _Toc900106 \h </w:instrText>
+          <w:instrText xml:space="preserve"> PAGEREF _Toc243325016 \h </w:instrText>
+        </w:r>
+        <w:r>
+          <w:rPr>
+            <w:noProof/>
+            <w:webHidden/>
+          </w:rPr>
         </w:r>
         <w:r>
           <w:rPr>
@@ -1206,22 +1355,28 @@
     </w:p>
     <w:p>
       <w:pPr>
-        <w:pStyle w:val="TDC1"/>
+        <w:pStyle w:val="TDC2"/>
         <w:tabs>
           <w:tab w:val="right" w:leader="dot" w:pos="9396"/>
         </w:tabs>
-        <w:ind w:left="440"/>
-        <w:rPr>
+        <w:rPr>
+          <w:rFonts w:asciiTheme="minorHAnsi" w:eastAsiaTheme="minorEastAsia" w:hAnsiTheme="minorHAnsi"/>
           <w:noProof/>
-        </w:rPr>
-      </w:pPr>
-      <w:hyperlink w:anchor="_Toc900107" w:history="1">
+          <w:kern w:val="2"/>
+          <w:szCs w:val="24"/>
+          <w:lang w:val="es-GT" w:eastAsia="ja-JP"/>
+          <w14:ligatures w14:val="standardContextual"/>
+        </w:rPr>
+      </w:pPr>
+      <w:hyperlink w:anchor="_Toc243325017" w:history="1">
         <w:r>
           <w:rPr>
             <w:rStyle w:val="Hipervnculo"/>
+            <w:rFonts w:eastAsiaTheme="majorEastAsia"/>
+            <w:b/>
             <w:noProof/>
           </w:rPr>
-          <w:t xml:space="preserve">6. Insecure Direct Object Reference (IDOR) en el cambio de secreto</w:t>
+          <w:t>7. XML External Entity (XXE)</w:t>
         </w:r>
         <w:r>
           <w:rPr>
@@ -1242,7 +1397,13 @@
             <w:noProof/>
             <w:webHidden/>
           </w:rPr>
-          <w:instrText xml:space="preserve"> PAGEREF _Toc900107 \h </w:instrText>
+          <w:instrText xml:space="preserve"> PAGEREF _Toc243325017 \h </w:instrText>
+        </w:r>
+        <w:r>
+          <w:rPr>
+            <w:noProof/>
+            <w:webHidden/>
+          </w:rPr>
         </w:r>
         <w:r>
           <w:rPr>
@@ -1269,22 +1430,28 @@
     </w:p>
     <w:p>
       <w:pPr>
-        <w:pStyle w:val="TDC1"/>
+        <w:pStyle w:val="TDC2"/>
         <w:tabs>
           <w:tab w:val="right" w:leader="dot" w:pos="9396"/>
         </w:tabs>
-        <w:ind w:left="440"/>
-        <w:rPr>
+        <w:rPr>
+          <w:rFonts w:asciiTheme="minorHAnsi" w:eastAsiaTheme="minorEastAsia" w:hAnsiTheme="minorHAnsi"/>
           <w:noProof/>
-        </w:rPr>
-      </w:pPr>
-      <w:hyperlink w:anchor="_Toc900108" w:history="1">
+          <w:kern w:val="2"/>
+          <w:szCs w:val="24"/>
+          <w:lang w:val="es-GT" w:eastAsia="ja-JP"/>
+          <w14:ligatures w14:val="standardContextual"/>
+        </w:rPr>
+      </w:pPr>
+      <w:hyperlink w:anchor="_Toc243325018" w:history="1">
         <w:r>
           <w:rPr>
             <w:rStyle w:val="Hipervnculo"/>
+            <w:rFonts w:eastAsiaTheme="majorEastAsia"/>
+            <w:b/>
             <w:noProof/>
           </w:rPr>
-          <w:t xml:space="preserve">7. XML External Entity (XXE)</w:t>
+          <w:t>8. Unrestricted File Upload</w:t>
         </w:r>
         <w:r>
           <w:rPr>
@@ -1305,7 +1472,13 @@
             <w:noProof/>
             <w:webHidden/>
           </w:rPr>
-          <w:instrText xml:space="preserve"> PAGEREF _Toc900108 \h </w:instrText>
+          <w:instrText xml:space="preserve"> PAGEREF _Toc243325018 \h </w:instrText>
+        </w:r>
+        <w:r>
+          <w:rPr>
+            <w:noProof/>
+            <w:webHidden/>
+          </w:rPr>
         </w:r>
         <w:r>
           <w:rPr>
@@ -1332,22 +1505,29 @@
     </w:p>
     <w:p>
       <w:pPr>
-        <w:pStyle w:val="TDC1"/>
+        <w:pStyle w:val="TDC2"/>
         <w:tabs>
           <w:tab w:val="right" w:leader="dot" w:pos="9396"/>
         </w:tabs>
-        <w:ind w:left="440"/>
-        <w:rPr>
+        <w:rPr>
+          <w:rFonts w:asciiTheme="minorHAnsi" w:eastAsiaTheme="minorEastAsia" w:hAnsiTheme="minorHAnsi"/>
           <w:noProof/>
-        </w:rPr>
-      </w:pPr>
-      <w:hyperlink w:anchor="_Toc900109" w:history="1">
+          <w:kern w:val="2"/>
+          <w:szCs w:val="24"/>
+          <w:lang w:val="es-GT" w:eastAsia="ja-JP"/>
+          <w14:ligatures w14:val="standardContextual"/>
+        </w:rPr>
+      </w:pPr>
+      <w:hyperlink w:anchor="_Toc243325019" w:history="1">
         <w:r>
           <w:rPr>
             <w:rStyle w:val="Hipervnculo"/>
+            <w:rFonts w:eastAsiaTheme="majorEastAsia"/>
+            <w:b/>
             <w:noProof/>
+            <w:lang w:val="es-GT"/>
           </w:rPr>
-          <w:t xml:space="preserve">8. Unrestricted File Upload</w:t>
+          <w:t>9. Cross-Site Request Forgery (CSRF) en el cambio de contraseña</w:t>
         </w:r>
         <w:r>
           <w:rPr>
@@ -1368,7 +1548,13 @@
             <w:noProof/>
             <w:webHidden/>
           </w:rPr>
-          <w:instrText xml:space="preserve"> PAGEREF _Toc900109 \h </w:instrText>
+          <w:instrText xml:space="preserve"> PAGEREF _Toc243325019 \h </w:instrText>
+        </w:r>
+        <w:r>
+          <w:rPr>
+            <w:noProof/>
+            <w:webHidden/>
+          </w:rPr>
         </w:r>
         <w:r>
           <w:rPr>
@@ -1395,22 +1581,28 @@
     </w:p>
     <w:p>
       <w:pPr>
-        <w:pStyle w:val="TDC1"/>
+        <w:pStyle w:val="TDC2"/>
         <w:tabs>
           <w:tab w:val="right" w:leader="dot" w:pos="9396"/>
         </w:tabs>
-        <w:ind w:left="440"/>
-        <w:rPr>
+        <w:rPr>
+          <w:rFonts w:asciiTheme="minorHAnsi" w:eastAsiaTheme="minorEastAsia" w:hAnsiTheme="minorHAnsi"/>
           <w:noProof/>
-        </w:rPr>
-      </w:pPr>
-      <w:hyperlink w:anchor="_Toc900110" w:history="1">
+          <w:kern w:val="2"/>
+          <w:szCs w:val="24"/>
+          <w:lang w:val="es-GT" w:eastAsia="ja-JP"/>
+          <w14:ligatures w14:val="standardContextual"/>
+        </w:rPr>
+      </w:pPr>
+      <w:hyperlink w:anchor="_Toc243325020" w:history="1">
         <w:r>
           <w:rPr>
             <w:rStyle w:val="Hipervnculo"/>
+            <w:rFonts w:eastAsiaTheme="majorEastAsia"/>
+            <w:b/>
             <w:noProof/>
           </w:rPr>
-          <w:t xml:space="preserve">9. Cross-Site Request Forgery (CSRF) en el cambio de contraseña</w:t>
+          <w:t>10. Server Side Request Forgery (SSRF)</w:t>
         </w:r>
         <w:r>
           <w:rPr>
@@ -1431,7 +1623,13 @@
             <w:noProof/>
             <w:webHidden/>
           </w:rPr>
-          <w:instrText xml:space="preserve"> PAGEREF _Toc900110 \h </w:instrText>
+          <w:instrText xml:space="preserve"> PAGEREF _Toc243325020 \h </w:instrText>
+        </w:r>
+        <w:r>
+          <w:rPr>
+            <w:noProof/>
+            <w:webHidden/>
+          </w:rPr>
         </w:r>
         <w:r>
           <w:rPr>
@@ -1462,18 +1660,25 @@
         <w:tabs>
           <w:tab w:val="right" w:leader="dot" w:pos="9396"/>
         </w:tabs>
-        <w:ind w:left="440"/>
-        <w:rPr>
+        <w:rPr>
+          <w:rFonts w:asciiTheme="minorHAnsi" w:eastAsiaTheme="minorEastAsia" w:hAnsiTheme="minorHAnsi"/>
           <w:noProof/>
-        </w:rPr>
-      </w:pPr>
-      <w:hyperlink w:anchor="_Toc900111" w:history="1">
+          <w:kern w:val="2"/>
+          <w:szCs w:val="24"/>
+          <w:lang w:val="es-GT" w:eastAsia="ja-JP"/>
+          <w14:ligatures w14:val="standardContextual"/>
+        </w:rPr>
+      </w:pPr>
+      <w:hyperlink w:anchor="_Toc243325021" w:history="1">
         <w:r>
           <w:rPr>
             <w:rStyle w:val="Hipervnculo"/>
+            <w:rFonts w:eastAsiaTheme="majorEastAsia"/>
+            <w:b/>
             <w:noProof/>
+            <w:lang w:val="es-GT"/>
           </w:rPr>
-          <w:t xml:space="preserve">10. Server Side Request Forgery (SSRF)</w:t>
+          <w:t>Conclusión</w:t>
         </w:r>
         <w:r>
           <w:rPr>
@@ -1494,70 +1699,13 @@
             <w:noProof/>
             <w:webHidden/>
           </w:rPr>
-          <w:instrText xml:space="preserve"> PAGEREF _Toc900111 \h </w:instrText>
+          <w:instrText xml:space="preserve"> PAGEREF _Toc243325021 \h </w:instrText>
         </w:r>
         <w:r>
           <w:rPr>
             <w:noProof/>
             <w:webHidden/>
           </w:rPr>
-          <w:fldChar w:fldCharType="separate"/>
-        </w:r>
-        <w:r>
-          <w:rPr>
-            <w:noProof/>
-            <w:webHidden/>
-          </w:rPr>
-          <w:t>11</w:t>
-        </w:r>
-        <w:r>
-          <w:rPr>
-            <w:noProof/>
-            <w:webHidden/>
-          </w:rPr>
-          <w:fldChar w:fldCharType="end"/>
-        </w:r>
-      </w:hyperlink>
-    </w:p>
-    <w:p>
-      <w:pPr>
-        <w:pStyle w:val="TDC1"/>
-        <w:tabs>
-          <w:tab w:val="right" w:leader="dot" w:pos="9396"/>
-        </w:tabs>
-        <w:rPr>
-          <w:noProof/>
-        </w:rPr>
-      </w:pPr>
-      <w:hyperlink w:anchor="_Toc900112" w:history="1">
-        <w:r>
-          <w:rPr>
-            <w:rStyle w:val="Hipervnculo"/>
-            <w:b/>
-            <w:noProof/>
-          </w:rPr>
-          <w:t xml:space="preserve">Conclusión</w:t>
-        </w:r>
-        <w:r>
-          <w:rPr>
-            <w:noProof/>
-            <w:webHidden/>
-          </w:rPr>
-          <w:tab/>
-        </w:r>
-        <w:r>
-          <w:rPr>
-            <w:noProof/>
-            <w:webHidden/>
-          </w:rPr>
-          <w:fldChar w:fldCharType="begin"/>
-        </w:r>
-        <w:r>
-          <w:rPr>
-            <w:noProof/>
-            <w:webHidden/>
-          </w:rPr>
-          <w:instrText xml:space="preserve"> PAGEREF _Toc900112 \h </w:instrText>
         </w:r>
         <w:r>
           <w:rPr>
@@ -1589,17 +1737,23 @@
           <w:tab w:val="right" w:leader="dot" w:pos="9396"/>
         </w:tabs>
         <w:rPr>
+          <w:rFonts w:asciiTheme="minorHAnsi" w:eastAsiaTheme="minorEastAsia" w:hAnsiTheme="minorHAnsi"/>
           <w:noProof/>
-        </w:rPr>
-      </w:pPr>
-      <w:hyperlink w:anchor="_Toc900113" w:history="1">
+          <w:kern w:val="2"/>
+          <w:szCs w:val="24"/>
+          <w:lang w:val="es-GT" w:eastAsia="ja-JP"/>
+          <w14:ligatures w14:val="standardContextual"/>
+        </w:rPr>
+      </w:pPr>
+      <w:hyperlink w:anchor="_Toc243325022" w:history="1">
         <w:r>
           <w:rPr>
             <w:rStyle w:val="Hipervnculo"/>
+            <w:rFonts w:eastAsiaTheme="majorEastAsia"/>
             <w:b/>
             <w:noProof/>
           </w:rPr>
-          <w:t xml:space="preserve">Referencias</w:t>
+          <w:t>Referencias</w:t>
         </w:r>
         <w:r>
           <w:rPr>
@@ -1620,7 +1774,13 @@
             <w:noProof/>
             <w:webHidden/>
           </w:rPr>
-          <w:instrText xml:space="preserve"> PAGEREF _Toc900113 \h </w:instrText>
+          <w:instrText xml:space="preserve"> PAGEREF _Toc243325022 \h </w:instrText>
+        </w:r>
+        <w:r>
+          <w:rPr>
+            <w:noProof/>
+            <w:webHidden/>
+          </w:rPr>
         </w:r>
         <w:r>
           <w:rPr>
@@ -1644,6 +1804,23 @@
           <w:fldChar w:fldCharType="end"/>
         </w:r>
       </w:hyperlink>
+    </w:p>
+    <w:p>
+      <w:pPr>
+        <w:pStyle w:val="TDC1"/>
+        <w:tabs>
+          <w:tab w:val="right" w:leader="dot" w:pos="9396"/>
+        </w:tabs>
+        <w:sectPr>
+          <w:headerReference w:type="first" r:id="rId12"/>
+          <w:pgSz w:w="12240" w:h="15840"/>
+          <w:pgMar w:top="1417" w:right="1417" w:bottom="1417" w:left="1417" w:header="720" w:footer="720" w:gutter="0"/>
+          <w:pgNumType w:start="1"/>
+          <w:cols w:space="720"/>
+          <w:titlePg/>
+          <w:docGrid w:linePitch="360"/>
+        </w:sectPr>
+      </w:pPr>
       <w:r>
         <w:fldChar w:fldCharType="end"/>
       </w:r>
@@ -1659,15 +1836,16 @@
           <w:lang w:val="es-GT"/>
         </w:rPr>
       </w:pPr>
-      <w:bookmarkStart w:id="101" w:name="_Toc900101"/>
+      <w:bookmarkStart w:id="1" w:name="_Toc243325010"/>
       <w:r>
         <w:rPr>
           <w:b/>
           <w:lang w:val="es-GT"/>
         </w:rPr>
-        <w:t xml:space="preserve">Introducción</w:t>
-      </w:r>
-      <w:bookmarkEnd w:id="101"/>
+        <w:lastRenderedPageBreak/>
+        <w:t>Introducción</w:t>
+      </w:r>
+      <w:bookmarkEnd w:id="1"/>
     </w:p>
     <w:p>
       <w:pPr>
@@ -1680,7 +1858,7 @@
         <w:rPr>
           <w:lang w:val="es-GT"/>
         </w:rPr>
-        <w:t xml:space="preserve">Este informe documenta la práctica de la Tarea 4 del curso Seguridad en Aplicaciones, que consistió en instalar el laboratorio bWAPP (bee-box v1.6) en una máquina virtual aislada y explotar, de forma controlada, diez vulnerabilidades distintas basadas en la clasificación OWASP. Para cada una se muestra una prueba exitosa documentada con una captura de pantalla, se describe la amenaza, se asigna un nivel de riesgo y se propone una mitigación.</w:t>
+        <w:t>Este informe documenta la práctica de la Tarea 4 del curso Seguridad en Aplicaciones, que consistió en instalar el laboratorio bWAPP (bee-box v1.6) en una máquina virtual aislada y explotar, de forma controlada, diez vulnerabilidades distintas basadas en la clasificación OWASP. Para cada una se muestra una prueba exitosa documentada con una captura de pantalla, se describe la amenaza, se asigna un nivel de riesgo y se propone una mitigación.</w:t>
       </w:r>
     </w:p>
     <w:p>
@@ -1689,13 +1867,30 @@
         <w:rPr>
           <w:lang w:val="es-GT"/>
         </w:rPr>
-      </w:pPr>
-      <w:r>
-        <w:rPr>
-          <w:lang w:val="es-GT"/>
-        </w:rPr>
-        <w:t xml:space="preserve">bWAPP es una aplicación web creada a propósito con fallas de seguridad, diseñada para el aprendizaje de pruebas de penetración. Todas las pruebas de este informe se realizaron contra una instancia local de bWAPP (bee-box v1.6 sobre Ubuntu, en VirtualBox), en una red NAT aislada sin salida a Internet ni a la red del equipo anfitrión, y únicamente contra el puerto reenviado hacia esa máquina virtual (127.0.0.1:8081). No se accedió a ningún sistema ajeno al laboratorio.</w:t>
-      </w:r>
+        <w:sectPr>
+          <w:headerReference w:type="first" r:id="rId13"/>
+          <w:pgSz w:w="12240" w:h="15840"/>
+          <w:pgMar w:top="1417" w:right="1417" w:bottom="1417" w:left="1417" w:header="720" w:footer="720" w:gutter="0"/>
+          <w:pgNumType w:start="1"/>
+          <w:cols w:space="720"/>
+          <w:titlePg/>
+          <w:docGrid w:linePitch="360"/>
+        </w:sectPr>
+      </w:pPr>
+      <w:r>
+        <w:rPr>
+          <w:lang w:val="es-GT"/>
+        </w:rPr>
+        <w:t>bWAPP es una aplicación web creada a propósito con fallas de seguridad, diseñada para el aprendizaje de pruebas de penetración. Todas las pruebas de este informe se realizaron contra una instancia local de bWAPP (bee-box v1.6 sobre Ubuntu, en VirtualBox), en una red NAT aislada sin salida a Internet ni a la red del equipo anfitrión, y únicamente contra el puerto reenviado hacia esa máquina virtual (127.0.0.1:8081). No se accedió a ningún sistema ajeno al laboratorio.</w:t>
+      </w:r>
+    </w:p>
+    <w:p>
+      <w:pPr>
+        <w:ind w:firstLine="720"/>
+        <w:rPr>
+          <w:lang w:val="es-GT"/>
+        </w:rPr>
+      </w:pPr>
     </w:p>
     <w:p>
       <w:pPr>
@@ -1707,35 +1902,36 @@
           <w:lang w:val="es-GT"/>
         </w:rPr>
       </w:pPr>
-      <w:bookmarkStart w:id="102" w:name="_Toc900102"/>
+      <w:bookmarkStart w:id="2" w:name="_Toc243325011"/>
       <w:r>
         <w:rPr>
           <w:b/>
           <w:lang w:val="es-GT"/>
         </w:rPr>
-        <w:t xml:space="preserve">1. SQL Injection (GET/Search)</w:t>
-      </w:r>
-      <w:bookmarkEnd w:id="102"/>
+        <w:t>1. SQL Injection (GET/Search)</w:t>
+      </w:r>
+      <w:bookmarkEnd w:id="2"/>
     </w:p>
     <w:p>
       <w:pPr>
         <w:ind w:firstLine="720"/>
-        <w:rPr>
-          <w:lang w:val="es-GT"/>
-        </w:rPr>
-      </w:pPr>
+      </w:pPr>
+      <w:proofErr w:type="spellStart"/>
       <w:r>
         <w:rPr>
           <w:b/>
-          <w:lang w:val="es-GT"/>
-        </w:rPr>
-        <w:t xml:space="preserve">Amenaza OWASP: </w:t>
-      </w:r>
-      <w:r>
-        <w:rPr>
-          <w:lang w:val="es-GT"/>
-        </w:rPr>
-        <w:t xml:space="preserve">A1 - Injection (SQL Injection)</w:t>
+        </w:rPr>
+        <w:t>Amenaza</w:t>
+      </w:r>
+      <w:proofErr w:type="spellEnd"/>
+      <w:r>
+        <w:rPr>
+          <w:b/>
+        </w:rPr>
+        <w:t xml:space="preserve"> OWASP: </w:t>
+      </w:r>
+      <w:r>
+        <w:t>A1 - Injection (SQL Injection)</w:t>
       </w:r>
     </w:p>
     <w:p>
@@ -1756,7 +1952,7 @@
         <w:rPr>
           <w:lang w:val="es-GT"/>
         </w:rPr>
-        <w:t xml:space="preserve">El parámetro title del buscador de películas se concatena directamente dentro de una consulta SQL, sin validarse ni parametrizarse. Al enviar el valor ' OR '1'='1, la condición WHERE se vuelve siempre verdadera y la consulta devuelve toda la tabla en lugar de respetar el filtro de búsqueda. El problema ocurre porque la aplicación arma la sentencia SQL mediante la concatenación de cadenas de texto, en vez de usar sentencias preparadas.</w:t>
+        <w:t>El parámetro title del buscador de películas se concatena directamente dentro de una consulta SQL, sin validarse ni parametrizarse. Al enviar el valor ' OR '1'='1, la condición WHERE se vuelve siempre verdadera y la consulta devuelve toda la tabla en lugar de respetar el filtro de búsqueda. El problema ocurre porque la aplicación arma la sentencia SQL mediante la concatenación de cadenas de texto, en vez de usar sentencias preparadas.</w:t>
       </w:r>
     </w:p>
     <w:p>
@@ -1777,7 +1973,7 @@
         <w:rPr>
           <w:lang w:val="es-GT"/>
         </w:rPr>
-        <w:t xml:space="preserve">Alto</w:t>
+        <w:t>Alto</w:t>
       </w:r>
     </w:p>
     <w:p>
@@ -1798,7 +1994,7 @@
         <w:rPr>
           <w:lang w:val="es-GT"/>
         </w:rPr>
-        <w:t xml:space="preserve">Usar consultas parametrizadas o sentencias preparadas (por ejemplo, PDO o mysqli con bind_param), y nunca concatenar la entrada del usuario dentro del SQL. Se recomienda además validar el tipo y la longitud del parámetro, y aplicar el principio de mínimo privilegio en la cuenta de base de datos, para que no tenga permisos de lectura sobre tablas que no necesita.</w:t>
+        <w:t>Usar consultas parametrizadas o sentencias preparadas (por ejemplo, PDO o mysqli con bind_param), y nunca concatenar la entrada del usuario dentro del SQL. Se recomienda además validar el tipo y la longitud del parámetro, y aplicar el principio de mínimo privilegio en la cuenta de base de datos, para que no tenga permisos de lectura sobre tablas que no necesita.</w:t>
       </w:r>
     </w:p>
     <w:p>
@@ -1815,7 +2011,7 @@
           <w:b/>
           <w:lang w:val="es-GT"/>
         </w:rPr>
-        <w:t xml:space="preserve">Figura 1</w:t>
+        <w:t>Figura 1</w:t>
       </w:r>
     </w:p>
     <w:p>
@@ -1831,7 +2027,7 @@
           <w:i/>
           <w:lang w:val="es-GT"/>
         </w:rPr>
-        <w:t xml:space="preserve">Evidencia de la explotación · SQL Injection (GET/Search)</w:t>
+        <w:t>Evidencia de la explotación · SQL Injection (GET/Search)</w:t>
       </w:r>
     </w:p>
     <w:p>
@@ -1844,9 +2040,13 @@
         </w:rPr>
       </w:pPr>
       <w:r>
+        <w:rPr>
+          <w:noProof/>
+        </w:rPr>
         <w:drawing>
-          <wp:inline distT="0" distB="0" distL="0" distR="0">
+          <wp:inline distT="0" distB="0" distL="0" distR="0" wp14:anchorId="6FCB303E" wp14:editId="6106B7CD">
             <wp:extent cx="5900000" cy="4402875"/>
+            <wp:effectExtent l="0" t="0" r="0" b="0"/>
             <wp:docPr id="600" name="Figura 1" descr="Captura de la prueba de SQL Injection en bWAPP"/>
             <wp:cNvGraphicFramePr>
               <a:graphicFrameLocks xmlns:a="http://schemas.openxmlformats.org/drawingml/2006/main" noChangeAspect="1"/>
@@ -1859,7 +2059,7 @@
                     <pic:cNvPicPr/>
                   </pic:nvPicPr>
                   <pic:blipFill>
-                    <a:blip r:embed="rIdDfd0"/>
+                    <a:blip r:embed="rId14"/>
                     <a:stretch>
                       <a:fillRect/>
                     </a:stretch>
@@ -1886,39 +2086,36 @@
         <w:spacing w:before="120"/>
         <w:jc w:val="left"/>
         <w:outlineLvl w:val="1"/>
-        <w:rPr>
-          <w:lang w:val="es-GT"/>
-        </w:rPr>
-      </w:pPr>
-      <w:bookmarkStart w:id="103" w:name="_Toc900103"/>
+      </w:pPr>
+      <w:bookmarkStart w:id="3" w:name="_Toc243325012"/>
       <w:r>
         <w:rPr>
           <w:b/>
-          <w:lang w:val="es-GT"/>
-        </w:rPr>
-        <w:t xml:space="preserve">2. HTML Injection - Reflected (GET)</w:t>
-      </w:r>
-      <w:bookmarkEnd w:id="103"/>
+        </w:rPr>
+        <w:t>2. HTML Injection - Reflected (GET)</w:t>
+      </w:r>
+      <w:bookmarkEnd w:id="3"/>
     </w:p>
     <w:p>
       <w:pPr>
         <w:ind w:firstLine="720"/>
-        <w:rPr>
-          <w:lang w:val="es-GT"/>
-        </w:rPr>
-      </w:pPr>
+      </w:pPr>
+      <w:proofErr w:type="spellStart"/>
       <w:r>
         <w:rPr>
           <w:b/>
-          <w:lang w:val="es-GT"/>
-        </w:rPr>
-        <w:t xml:space="preserve">Amenaza OWASP: </w:t>
-      </w:r>
-      <w:r>
-        <w:rPr>
-          <w:lang w:val="es-GT"/>
-        </w:rPr>
-        <w:t xml:space="preserve">A1 - Injection (HTML Injection)</w:t>
+        </w:rPr>
+        <w:t>Amenaza</w:t>
+      </w:r>
+      <w:proofErr w:type="spellEnd"/>
+      <w:r>
+        <w:rPr>
+          <w:b/>
+        </w:rPr>
+        <w:t xml:space="preserve"> OWASP: </w:t>
+      </w:r>
+      <w:r>
+        <w:t>A1 - Injection (HTML Injection)</w:t>
       </w:r>
     </w:p>
     <w:p>
@@ -1933,13 +2130,14 @@
           <w:b/>
           <w:lang w:val="es-GT"/>
         </w:rPr>
+        <w:lastRenderedPageBreak/>
         <w:t xml:space="preserve">Descripción de la amenaza. </w:t>
       </w:r>
       <w:r>
         <w:rPr>
           <w:lang w:val="es-GT"/>
         </w:rPr>
-        <w:t xml:space="preserve">El formulario de nombre y apellido refleja el parámetro firstname directamente en el HTML de la respuesta, sin escapar los caracteres especiales &lt; y &gt;. Esto permite inyectar etiquetas HTML arbitrarias que el navegador interpreta como marcado real, lo que puede alterar la apariencia de la página o preparar el terreno para ataques más serios, como el phishing o la desfiguración del sitio.</w:t>
+        <w:t>El formulario de nombre y apellido refleja el parámetro firstname directamente en el HTML de la respuesta, sin escapar los caracteres especiales &lt; y &gt;. Esto permite inyectar etiquetas HTML arbitrarias que el navegador interpreta como marcado real, lo que puede alterar la apariencia de la página o preparar el terreno para ataques más serios, como el phishing o la desfiguración del sitio.</w:t>
       </w:r>
     </w:p>
     <w:p>
@@ -1960,7 +2158,7 @@
         <w:rPr>
           <w:lang w:val="es-GT"/>
         </w:rPr>
-        <w:t xml:space="preserve">Medio</w:t>
+        <w:t>Medio</w:t>
       </w:r>
     </w:p>
     <w:p>
@@ -1981,7 +2179,7 @@
         <w:rPr>
           <w:lang w:val="es-GT"/>
         </w:rPr>
-        <w:t xml:space="preserve">Escapar toda salida que incluya datos del usuario con una función como htmlspecialchars() en PHP antes de imprimirla en el HTML, o usar un motor de plantillas que escape por defecto. Como defensa adicional, se recomienda aplicar una política de Content-Security-Policy.</w:t>
+        <w:t>Escapar toda salida que incluya datos del usuario con una función como htmlspecialchars() en PHP antes de imprimirla en el HTML, o usar un motor de plantillas que escape por defecto. Como defensa adicional, se recomienda aplicar una política de Content-Security-Policy.</w:t>
       </w:r>
     </w:p>
     <w:p>
@@ -1998,7 +2196,7 @@
           <w:b/>
           <w:lang w:val="es-GT"/>
         </w:rPr>
-        <w:t xml:space="preserve">Figura 2</w:t>
+        <w:t>Figura 2</w:t>
       </w:r>
     </w:p>
     <w:p>
@@ -2014,7 +2212,7 @@
           <w:i/>
           <w:lang w:val="es-GT"/>
         </w:rPr>
-        <w:t xml:space="preserve">Evidencia de la explotación · HTML Injection - Reflected (GET)</w:t>
+        <w:t>Evidencia de la explotación · HTML Injection - Reflected (GET)</w:t>
       </w:r>
     </w:p>
     <w:p>
@@ -2027,9 +2225,13 @@
         </w:rPr>
       </w:pPr>
       <w:r>
+        <w:rPr>
+          <w:noProof/>
+        </w:rPr>
         <w:drawing>
-          <wp:inline distT="0" distB="0" distL="0" distR="0">
+          <wp:inline distT="0" distB="0" distL="0" distR="0" wp14:anchorId="59C62849" wp14:editId="2204592E">
             <wp:extent cx="5900000" cy="4336500"/>
+            <wp:effectExtent l="0" t="0" r="0" b="0"/>
             <wp:docPr id="601" name="Figura 2" descr="Captura de la prueba de HTML Injection Reflected en bWAPP"/>
             <wp:cNvGraphicFramePr>
               <a:graphicFrameLocks xmlns:a="http://schemas.openxmlformats.org/drawingml/2006/main" noChangeAspect="1"/>
@@ -2042,7 +2244,7 @@
                     <pic:cNvPicPr/>
                   </pic:nvPicPr>
                   <pic:blipFill>
-                    <a:blip r:embed="rIdDfd1"/>
+                    <a:blip r:embed="rId15"/>
                     <a:stretch>
                       <a:fillRect/>
                     </a:stretch>
@@ -2069,39 +2271,36 @@
         <w:spacing w:before="120"/>
         <w:jc w:val="left"/>
         <w:outlineLvl w:val="1"/>
-        <w:rPr>
-          <w:lang w:val="es-GT"/>
-        </w:rPr>
-      </w:pPr>
-      <w:bookmarkStart w:id="104" w:name="_Toc900104"/>
+      </w:pPr>
+      <w:bookmarkStart w:id="4" w:name="_Toc243325013"/>
       <w:r>
         <w:rPr>
           <w:b/>
-          <w:lang w:val="es-GT"/>
-        </w:rPr>
-        <w:t xml:space="preserve">3. Cross-Site Scripting - Reflected (GET)</w:t>
-      </w:r>
-      <w:bookmarkEnd w:id="104"/>
+        </w:rPr>
+        <w:t>3. Cross-Site Scripting - Reflected (GET)</w:t>
+      </w:r>
+      <w:bookmarkEnd w:id="4"/>
     </w:p>
     <w:p>
       <w:pPr>
         <w:ind w:firstLine="720"/>
-        <w:rPr>
-          <w:lang w:val="es-GT"/>
-        </w:rPr>
-      </w:pPr>
+      </w:pPr>
+      <w:proofErr w:type="spellStart"/>
       <w:r>
         <w:rPr>
           <w:b/>
-          <w:lang w:val="es-GT"/>
-        </w:rPr>
-        <w:t xml:space="preserve">Amenaza OWASP: </w:t>
-      </w:r>
-      <w:r>
-        <w:rPr>
-          <w:lang w:val="es-GT"/>
-        </w:rPr>
-        <w:t xml:space="preserve">A3 - Cross-Site Scripting (XSS)</w:t>
+        </w:rPr>
+        <w:t>Amenaza</w:t>
+      </w:r>
+      <w:proofErr w:type="spellEnd"/>
+      <w:r>
+        <w:rPr>
+          <w:b/>
+        </w:rPr>
+        <w:t xml:space="preserve"> OWASP: </w:t>
+      </w:r>
+      <w:r>
+        <w:t>A3 - Cross-Site Scripting (XSS)</w:t>
       </w:r>
     </w:p>
     <w:p>
@@ -2122,7 +2321,7 @@
         <w:rPr>
           <w:lang w:val="es-GT"/>
         </w:rPr>
-        <w:t xml:space="preserve">El mismo parámetro firstname no filtra etiquetas &lt;script&gt;, lo que permite ejecutar código JavaScript arbitrario en el navegador de la víctima. Un atacante podría robar la cookie de sesión, redirigir al usuario a otro sitio o realizar acciones en su nombre. El problema ocurre porque la aplicación confía en la entrada del usuario y la refleja sin sanitizarla ni escaparla.</w:t>
+        <w:t>El mismo parámetro firstname no filtra etiquetas &lt;script&gt;, lo que permite ejecutar código JavaScript arbitrario en el navegador de la víctima. Un atacante podría robar la cookie de sesión, redirigir al usuario a otro sitio o realizar acciones en su nombre. El problema ocurre porque la aplicación confía en la entrada del usuario y la refleja sin sanitizarla ni escaparla.</w:t>
       </w:r>
     </w:p>
     <w:p>
@@ -2137,13 +2336,14 @@
           <w:b/>
           <w:lang w:val="es-GT"/>
         </w:rPr>
+        <w:lastRenderedPageBreak/>
         <w:t xml:space="preserve">Nivel de riesgo: </w:t>
       </w:r>
       <w:r>
         <w:rPr>
           <w:lang w:val="es-GT"/>
         </w:rPr>
-        <w:t xml:space="preserve">Alto</w:t>
+        <w:t>Alto</w:t>
       </w:r>
     </w:p>
     <w:p>
@@ -2164,7 +2364,7 @@
         <w:rPr>
           <w:lang w:val="es-GT"/>
         </w:rPr>
-        <w:t xml:space="preserve">Escapar y codificar toda entrada que se refleje en el HTML, usar una cabecera Content-Security-Policy restrictiva y marcar las cookies de sesión como HttpOnly y Secure, para que no puedan leerse desde JavaScript.</w:t>
+        <w:t>Escapar y codificar toda entrada que se refleje en el HTML, usar una cabecera Content-Security-Policy restrictiva y marcar las cookies de sesión como HttpOnly y Secure, para que no puedan leerse desde JavaScript.</w:t>
       </w:r>
     </w:p>
     <w:p>
@@ -2181,7 +2381,7 @@
           <w:b/>
           <w:lang w:val="es-GT"/>
         </w:rPr>
-        <w:t xml:space="preserve">Figura 3</w:t>
+        <w:t>Figura 3</w:t>
       </w:r>
     </w:p>
     <w:p>
@@ -2197,7 +2397,7 @@
           <w:i/>
           <w:lang w:val="es-GT"/>
         </w:rPr>
-        <w:t xml:space="preserve">Evidencia de la explotación · Cross-Site Scripting - Reflected (GET)</w:t>
+        <w:t>Evidencia de la explotación · Cross-Site Scripting - Reflected (GET)</w:t>
       </w:r>
     </w:p>
     <w:p>
@@ -2210,9 +2410,13 @@
         </w:rPr>
       </w:pPr>
       <w:r>
+        <w:rPr>
+          <w:noProof/>
+        </w:rPr>
         <w:drawing>
-          <wp:inline distT="0" distB="0" distL="0" distR="0">
+          <wp:inline distT="0" distB="0" distL="0" distR="0" wp14:anchorId="1BDDF954" wp14:editId="2DB2C729">
             <wp:extent cx="5900000" cy="4336500"/>
+            <wp:effectExtent l="0" t="0" r="0" b="0"/>
             <wp:docPr id="602" name="Figura 3" descr="Captura de la prueba de Cross-Site Scripting Reflected en bWAPP"/>
             <wp:cNvGraphicFramePr>
               <a:graphicFrameLocks xmlns:a="http://schemas.openxmlformats.org/drawingml/2006/main" noChangeAspect="1"/>
@@ -2225,7 +2429,7 @@
                     <pic:cNvPicPr/>
                   </pic:nvPicPr>
                   <pic:blipFill>
-                    <a:blip r:embed="rIdDfd2"/>
+                    <a:blip r:embed="rId16"/>
                     <a:stretch>
                       <a:fillRect/>
                     </a:stretch>
@@ -2252,39 +2456,36 @@
         <w:spacing w:before="120"/>
         <w:jc w:val="left"/>
         <w:outlineLvl w:val="1"/>
-        <w:rPr>
-          <w:lang w:val="es-GT"/>
-        </w:rPr>
-      </w:pPr>
-      <w:bookmarkStart w:id="105" w:name="_Toc900105"/>
+      </w:pPr>
+      <w:bookmarkStart w:id="5" w:name="_Toc243325014"/>
       <w:r>
         <w:rPr>
           <w:b/>
-          <w:lang w:val="es-GT"/>
-        </w:rPr>
-        <w:t xml:space="preserve">4. OS Command Injection</w:t>
-      </w:r>
-      <w:bookmarkEnd w:id="105"/>
+        </w:rPr>
+        <w:t>4. OS Command Injection</w:t>
+      </w:r>
+      <w:bookmarkEnd w:id="5"/>
     </w:p>
     <w:p>
       <w:pPr>
         <w:ind w:firstLine="720"/>
-        <w:rPr>
-          <w:lang w:val="es-GT"/>
-        </w:rPr>
-      </w:pPr>
+      </w:pPr>
+      <w:proofErr w:type="spellStart"/>
       <w:r>
         <w:rPr>
           <w:b/>
-          <w:lang w:val="es-GT"/>
-        </w:rPr>
-        <w:t xml:space="preserve">Amenaza OWASP: </w:t>
-      </w:r>
-      <w:r>
-        <w:rPr>
-          <w:lang w:val="es-GT"/>
-        </w:rPr>
-        <w:t xml:space="preserve">A1 - Injection (Command Injection)</w:t>
+        </w:rPr>
+        <w:t>Amenaza</w:t>
+      </w:r>
+      <w:proofErr w:type="spellEnd"/>
+      <w:r>
+        <w:rPr>
+          <w:b/>
+        </w:rPr>
+        <w:t xml:space="preserve"> OWASP: </w:t>
+      </w:r>
+      <w:r>
+        <w:t>A1 - Injection (Command Injection)</w:t>
       </w:r>
     </w:p>
     <w:p>
@@ -2305,7 +2506,7 @@
         <w:rPr>
           <w:lang w:val="es-GT"/>
         </w:rPr>
-        <w:t xml:space="preserve">El módulo de búsqueda DNS pasa el valor del campo target directamente a una llamada del sistema operativo (de tipo nslookup o dig), sin sanitizar los separadores de comandos como &amp;&amp;, ; o |. Esto permite encadenar comandos arbitrarios del sistema con los mismos privilegios del servidor web.</w:t>
+        <w:t>El módulo de búsqueda DNS pasa el valor del campo target directamente a una llamada del sistema operativo (de tipo nslookup o dig), sin sanitizar los separadores de comandos como &amp;&amp;, ; o |. Esto permite encadenar comandos arbitrarios del sistema con los mismos privilegios del servidor web.</w:t>
       </w:r>
     </w:p>
     <w:p>
@@ -2326,7 +2527,7 @@
         <w:rPr>
           <w:lang w:val="es-GT"/>
         </w:rPr>
-        <w:t xml:space="preserve">Alto</w:t>
+        <w:t>Alto</w:t>
       </w:r>
     </w:p>
     <w:p>
@@ -2347,7 +2548,7 @@
         <w:rPr>
           <w:lang w:val="es-GT"/>
         </w:rPr>
-        <w:t xml:space="preserve">Nunca pasar entrada del usuario a funciones que invocan directamente al shell, como exec, system o shell_exec. Cuando sea indispensable, usar listas blancas estrictas de caracteres permitidos y funciones que llamen al binario con argumentos separados, sin pasar por el shell, combinadas con la validación del formato, por ejemplo que el valor sea una IP o un dominio válido.</w:t>
+        <w:t>Nunca pasar entrada del usuario a funciones que invocan directamente al shell, como exec, system o shell_exec. Cuando sea indispensable, usar listas blancas estrictas de caracteres permitidos y funciones que llamen al binario con argumentos separados, sin pasar por el shell, combinadas con la validación del formato, por ejemplo que el valor sea una IP o un dominio válido.</w:t>
       </w:r>
     </w:p>
     <w:p>
@@ -2364,7 +2565,8 @@
           <w:b/>
           <w:lang w:val="es-GT"/>
         </w:rPr>
-        <w:t xml:space="preserve">Figura 4</w:t>
+        <w:lastRenderedPageBreak/>
+        <w:t>Figura 4</w:t>
       </w:r>
     </w:p>
     <w:p>
@@ -2380,7 +2582,7 @@
           <w:i/>
           <w:lang w:val="es-GT"/>
         </w:rPr>
-        <w:t xml:space="preserve">Evidencia de la explotación · OS Command Injection</w:t>
+        <w:t>Evidencia de la explotación · OS Command Injection</w:t>
       </w:r>
     </w:p>
     <w:p>
@@ -2393,9 +2595,13 @@
         </w:rPr>
       </w:pPr>
       <w:r>
+        <w:rPr>
+          <w:noProof/>
+        </w:rPr>
         <w:drawing>
-          <wp:inline distT="0" distB="0" distL="0" distR="0">
+          <wp:inline distT="0" distB="0" distL="0" distR="0" wp14:anchorId="3E8F39D9" wp14:editId="17AB1E63">
             <wp:extent cx="5900000" cy="4336500"/>
+            <wp:effectExtent l="0" t="0" r="0" b="0"/>
             <wp:docPr id="603" name="Figura 4" descr="Captura de la prueba de OS Command Injection en bWAPP"/>
             <wp:cNvGraphicFramePr>
               <a:graphicFrameLocks xmlns:a="http://schemas.openxmlformats.org/drawingml/2006/main" noChangeAspect="1"/>
@@ -2408,7 +2614,7 @@
                     <pic:cNvPicPr/>
                   </pic:nvPicPr>
                   <pic:blipFill>
-                    <a:blip r:embed="rIdDfd3"/>
+                    <a:blip r:embed="rId17"/>
                     <a:stretch>
                       <a:fillRect/>
                     </a:stretch>
@@ -2435,39 +2641,36 @@
         <w:spacing w:before="120"/>
         <w:jc w:val="left"/>
         <w:outlineLvl w:val="1"/>
-        <w:rPr>
-          <w:lang w:val="es-GT"/>
-        </w:rPr>
-      </w:pPr>
-      <w:bookmarkStart w:id="106" w:name="_Toc900106"/>
+      </w:pPr>
+      <w:bookmarkStart w:id="6" w:name="_Toc243325015"/>
       <w:r>
         <w:rPr>
           <w:b/>
-          <w:lang w:val="es-GT"/>
-        </w:rPr>
-        <w:t xml:space="preserve">5. Broken Authentication - Insecure Login Forms</w:t>
-      </w:r>
-      <w:bookmarkEnd w:id="106"/>
+        </w:rPr>
+        <w:t>5. Broken Authentication - Insecure Login Forms</w:t>
+      </w:r>
+      <w:bookmarkEnd w:id="6"/>
     </w:p>
     <w:p>
       <w:pPr>
         <w:ind w:firstLine="720"/>
-        <w:rPr>
-          <w:lang w:val="es-GT"/>
-        </w:rPr>
-      </w:pPr>
+      </w:pPr>
+      <w:proofErr w:type="spellStart"/>
       <w:r>
         <w:rPr>
           <w:b/>
-          <w:lang w:val="es-GT"/>
-        </w:rPr>
-        <w:t xml:space="preserve">Amenaza OWASP: </w:t>
-      </w:r>
-      <w:r>
-        <w:rPr>
-          <w:lang w:val="es-GT"/>
-        </w:rPr>
-        <w:t xml:space="preserve">A2 - Broken Authentication and Session Management</w:t>
+        </w:rPr>
+        <w:t>Amenaza</w:t>
+      </w:r>
+      <w:proofErr w:type="spellEnd"/>
+      <w:r>
+        <w:rPr>
+          <w:b/>
+        </w:rPr>
+        <w:t xml:space="preserve"> OWASP: </w:t>
+      </w:r>
+      <w:r>
+        <w:t>A2 - Broken Authentication and Session Management</w:t>
       </w:r>
     </w:p>
     <w:p>
@@ -2488,7 +2691,7 @@
         <w:rPr>
           <w:lang w:val="es-GT"/>
         </w:rPr>
-        <w:t xml:space="preserve">El formulario de inicio de sesión se sirve por HTTP sin cifrado y además muestra en el propio formulario las credenciales válidas de ejemplo. Al no cifrarse el tráfico, cualquier persona en la misma red puede capturar el usuario y la contraseña con un analizador de tráfico, y mostrar credenciales de ejemplo en pantalla facilita el reconocimiento para un atacante.</w:t>
+        <w:t>El formulario de inicio de sesión se sirve por HTTP sin cifrado y además muestra en el propio formulario las credenciales válidas de ejemplo. Al no cifrarse el tráfico, cualquier persona en la misma red puede capturar el usuario y la contraseña con un analizador de tráfico, y mostrar credenciales de ejemplo en pantalla facilita el reconocimiento para un atacante.</w:t>
       </w:r>
     </w:p>
     <w:p>
@@ -2509,7 +2712,7 @@
         <w:rPr>
           <w:lang w:val="es-GT"/>
         </w:rPr>
-        <w:t xml:space="preserve">Alto</w:t>
+        <w:t>Alto</w:t>
       </w:r>
     </w:p>
     <w:p>
@@ -2530,7 +2733,7 @@
         <w:rPr>
           <w:lang w:val="es-GT"/>
         </w:rPr>
-        <w:t xml:space="preserve">Forzar el uso de HTTPS en todo el flujo de autenticación, incluida la cabecera HSTS; nunca mostrar credenciales reales ni de ejemplo en los campos del formulario en producción; aplicar un límite de intentos de inicio de sesión con bloqueo temporal, y registrar los intentos fallidos.</w:t>
+        <w:t>Forzar el uso de HTTPS en todo el flujo de autenticación, incluida la cabecera HSTS; nunca mostrar credenciales reales ni de ejemplo en los campos del formulario en producción; aplicar un límite de intentos de inicio de sesión con bloqueo temporal, y registrar los intentos fallidos.</w:t>
       </w:r>
     </w:p>
     <w:p>
@@ -2547,7 +2750,8 @@
           <w:b/>
           <w:lang w:val="es-GT"/>
         </w:rPr>
-        <w:t xml:space="preserve">Figura 5</w:t>
+        <w:lastRenderedPageBreak/>
+        <w:t>Figura 5</w:t>
       </w:r>
     </w:p>
     <w:p>
@@ -2563,7 +2767,7 @@
           <w:i/>
           <w:lang w:val="es-GT"/>
         </w:rPr>
-        <w:t xml:space="preserve">Evidencia de la explotación · Broken Authentication - Insecure Login Forms</w:t>
+        <w:t>Evidencia de la explotación · Broken Authentication - Insecure Login Forms</w:t>
       </w:r>
     </w:p>
     <w:p>
@@ -2576,9 +2780,13 @@
         </w:rPr>
       </w:pPr>
       <w:r>
+        <w:rPr>
+          <w:noProof/>
+        </w:rPr>
         <w:drawing>
-          <wp:inline distT="0" distB="0" distL="0" distR="0">
+          <wp:inline distT="0" distB="0" distL="0" distR="0" wp14:anchorId="1AB98CAA" wp14:editId="5B562149">
             <wp:extent cx="5900000" cy="4336500"/>
+            <wp:effectExtent l="0" t="0" r="0" b="0"/>
             <wp:docPr id="604" name="Figura 5" descr="Captura del formulario de login inseguro en bWAPP"/>
             <wp:cNvGraphicFramePr>
               <a:graphicFrameLocks xmlns:a="http://schemas.openxmlformats.org/drawingml/2006/main" noChangeAspect="1"/>
@@ -2591,7 +2799,7 @@
                     <pic:cNvPicPr/>
                   </pic:nvPicPr>
                   <pic:blipFill>
-                    <a:blip r:embed="rIdDfd4"/>
+                    <a:blip r:embed="rId18"/>
                     <a:stretch>
                       <a:fillRect/>
                     </a:stretch>
@@ -2622,15 +2830,15 @@
           <w:lang w:val="es-GT"/>
         </w:rPr>
       </w:pPr>
-      <w:bookmarkStart w:id="107" w:name="_Toc900107"/>
+      <w:bookmarkStart w:id="7" w:name="_Toc243325016"/>
       <w:r>
         <w:rPr>
           <w:b/>
           <w:lang w:val="es-GT"/>
         </w:rPr>
-        <w:t xml:space="preserve">6. Insecure Direct Object Reference (IDOR) en el cambio de secreto</w:t>
-      </w:r>
-      <w:bookmarkEnd w:id="107"/>
+        <w:t>6. Insecure Direct Object Reference (IDOR) en el cambio de secreto</w:t>
+      </w:r>
+      <w:bookmarkEnd w:id="7"/>
     </w:p>
     <w:p>
       <w:pPr>
@@ -2650,7 +2858,7 @@
         <w:rPr>
           <w:lang w:val="es-GT"/>
         </w:rPr>
-        <w:t xml:space="preserve">A4 - Insecure Direct Object References</w:t>
+        <w:t>A4 - Insecure Direct Object References</w:t>
       </w:r>
     </w:p>
     <w:p>
@@ -2671,7 +2879,7 @@
         <w:rPr>
           <w:lang w:val="es-GT"/>
         </w:rPr>
-        <w:t xml:space="preserve">El formulario para cambiar el secreto de la cuenta envía un campo oculto login con el nombre del usuario propietario del registro. El servidor no verifica que el usuario autenticado en la sesión coincida con el valor de ese campo antes de aplicar el cambio, por lo que, si se modifica el campo login en la petición, se puede sobrescribir el secreto de cualquier otra cuenta sin autorización.</w:t>
+        <w:t>El formulario para cambiar el secreto de la cuenta envía un campo oculto login con el nombre del usuario propietario del registro. El servidor no verifica que el usuario autenticado en la sesión coincida con el valor de ese campo antes de aplicar el cambio, por lo que, si se modifica el campo login en la petición, se puede sobrescribir el secreto de cualquier otra cuenta sin autorización.</w:t>
       </w:r>
     </w:p>
     <w:p>
@@ -2692,7 +2900,7 @@
         <w:rPr>
           <w:lang w:val="es-GT"/>
         </w:rPr>
-        <w:t xml:space="preserve">Alto</w:t>
+        <w:t>Alto</w:t>
       </w:r>
     </w:p>
     <w:p>
@@ -2713,7 +2921,7 @@
         <w:rPr>
           <w:lang w:val="es-GT"/>
         </w:rPr>
-        <w:t xml:space="preserve">No confiar en identificadores de objeto enviados por el cliente, como campos ocultos o parámetros, para tomar decisiones de autorización. El servidor debe obtener el usuario objetivo únicamente de la sesión autenticada y validar explícitamente que el recurso solicitado pertenece al usuario actual antes de modificarlo.</w:t>
+        <w:t>No confiar en identificadores de objeto enviados por el cliente, como campos ocultos o parámetros, para tomar decisiones de autorización. El servidor debe obtener el usuario objetivo únicamente de la sesión autenticada y validar explícitamente que el recurso solicitado pertenece al usuario actual antes de modificarlo.</w:t>
       </w:r>
     </w:p>
     <w:p>
@@ -2730,7 +2938,8 @@
           <w:b/>
           <w:lang w:val="es-GT"/>
         </w:rPr>
-        <w:t xml:space="preserve">Figura 6</w:t>
+        <w:lastRenderedPageBreak/>
+        <w:t>Figura 6</w:t>
       </w:r>
     </w:p>
     <w:p>
@@ -2746,7 +2955,7 @@
           <w:i/>
           <w:lang w:val="es-GT"/>
         </w:rPr>
-        <w:t xml:space="preserve">Evidencia de la explotación · Insecure Direct Object Reference (IDOR) en el cambio de secreto</w:t>
+        <w:t>Evidencia de la explotación · Insecure Direct Object Reference (IDOR) en el cambio de secreto</w:t>
       </w:r>
     </w:p>
     <w:p>
@@ -2759,9 +2968,13 @@
         </w:rPr>
       </w:pPr>
       <w:r>
+        <w:rPr>
+          <w:noProof/>
+        </w:rPr>
         <w:drawing>
-          <wp:inline distT="0" distB="0" distL="0" distR="0">
+          <wp:inline distT="0" distB="0" distL="0" distR="0" wp14:anchorId="1247CAF5" wp14:editId="6741DFE2">
             <wp:extent cx="5900000" cy="4336500"/>
+            <wp:effectExtent l="0" t="0" r="0" b="0"/>
             <wp:docPr id="605" name="Figura 6" descr="Captura de la prueba de IDOR en el cambio de secreto en bWAPP"/>
             <wp:cNvGraphicFramePr>
               <a:graphicFrameLocks xmlns:a="http://schemas.openxmlformats.org/drawingml/2006/main" noChangeAspect="1"/>
@@ -2774,7 +2987,7 @@
                     <pic:cNvPicPr/>
                   </pic:nvPicPr>
                   <pic:blipFill>
-                    <a:blip r:embed="rIdDfd5"/>
+                    <a:blip r:embed="rId19"/>
                     <a:stretch>
                       <a:fillRect/>
                     </a:stretch>
@@ -2801,39 +3014,36 @@
         <w:spacing w:before="120"/>
         <w:jc w:val="left"/>
         <w:outlineLvl w:val="1"/>
-        <w:rPr>
-          <w:lang w:val="es-GT"/>
-        </w:rPr>
-      </w:pPr>
-      <w:bookmarkStart w:id="108" w:name="_Toc900108"/>
+      </w:pPr>
+      <w:bookmarkStart w:id="8" w:name="_Toc243325017"/>
       <w:r>
         <w:rPr>
           <w:b/>
-          <w:lang w:val="es-GT"/>
-        </w:rPr>
-        <w:t xml:space="preserve">7. XML External Entity (XXE)</w:t>
-      </w:r>
-      <w:bookmarkEnd w:id="108"/>
+        </w:rPr>
+        <w:t>7. XML External Entity (XXE)</w:t>
+      </w:r>
+      <w:bookmarkEnd w:id="8"/>
     </w:p>
     <w:p>
       <w:pPr>
         <w:ind w:firstLine="720"/>
-        <w:rPr>
-          <w:lang w:val="es-GT"/>
-        </w:rPr>
-      </w:pPr>
+      </w:pPr>
+      <w:proofErr w:type="spellStart"/>
       <w:r>
         <w:rPr>
           <w:b/>
-          <w:lang w:val="es-GT"/>
-        </w:rPr>
-        <w:t xml:space="preserve">Amenaza OWASP: </w:t>
-      </w:r>
-      <w:r>
-        <w:rPr>
-          <w:lang w:val="es-GT"/>
-        </w:rPr>
-        <w:t xml:space="preserve">A4/A7 - XML External Entity Attacks</w:t>
+        </w:rPr>
+        <w:t>Amenaza</w:t>
+      </w:r>
+      <w:proofErr w:type="spellEnd"/>
+      <w:r>
+        <w:rPr>
+          <w:b/>
+        </w:rPr>
+        <w:t xml:space="preserve"> OWASP: </w:t>
+      </w:r>
+      <w:r>
+        <w:t>A4/A7 - XML External Entity Attacks</w:t>
       </w:r>
     </w:p>
     <w:p>
@@ -2854,7 +3064,7 @@
         <w:rPr>
           <w:lang w:val="es-GT"/>
         </w:rPr>
-        <w:t xml:space="preserve">El endpoint que restablece el secreto del usuario acepta un cuerpo en formato XML y lo procesa con un analizador que no deshabilita la resolución de entidades externas. Esto permite declarar una entidad de tipo SYSTEM que apunta a un archivo local del servidor, con lo que el analizador la resuelve y expone su contenido. El mismo mecanismo podría usarse para leer otros archivos, hacer peticiones internas o provocar una denegación de servicio.</w:t>
+        <w:t>El endpoint que restablece el secreto del usuario acepta un cuerpo en formato XML y lo procesa con un analizador que no deshabilita la resolución de entidades externas. Esto permite declarar una entidad de tipo SYSTEM que apunta a un archivo local del servidor, con lo que el analizador la resuelve y expone su contenido. El mismo mecanismo podría usarse para leer otros archivos, hacer peticiones internas o provocar una denegación de servicio.</w:t>
       </w:r>
     </w:p>
     <w:p>
@@ -2875,7 +3085,7 @@
         <w:rPr>
           <w:lang w:val="es-GT"/>
         </w:rPr>
-        <w:t xml:space="preserve">Alto</w:t>
+        <w:t>Alto</w:t>
       </w:r>
     </w:p>
     <w:p>
@@ -2896,7 +3106,7 @@
         <w:rPr>
           <w:lang w:val="es-GT"/>
         </w:rPr>
-        <w:t xml:space="preserve">Deshabilitar la carga de entidades externas y de tipos de documento (DTD) en el analizador XML, validar el XML recibido contra un esquema estricto, y preferir un formato menos permisivo, como JSON, cuando no se necesite XML.</w:t>
+        <w:t>Deshabilitar la carga de entidades externas y de tipos de documento (DTD) en el analizador XML, validar el XML recibido contra un esquema estricto, y preferir un formato menos permisivo, como JSON, cuando no se necesite XML.</w:t>
       </w:r>
     </w:p>
     <w:p>
@@ -2913,7 +3123,8 @@
           <w:b/>
           <w:lang w:val="es-GT"/>
         </w:rPr>
-        <w:t xml:space="preserve">Figura 7</w:t>
+        <w:lastRenderedPageBreak/>
+        <w:t>Figura 7</w:t>
       </w:r>
     </w:p>
     <w:p>
@@ -2929,7 +3140,7 @@
           <w:i/>
           <w:lang w:val="es-GT"/>
         </w:rPr>
-        <w:t xml:space="preserve">Evidencia de la explotación · XML External Entity (XXE)</w:t>
+        <w:t>Evidencia de la explotación · XML External Entity (XXE)</w:t>
       </w:r>
     </w:p>
     <w:p>
@@ -2942,9 +3153,13 @@
         </w:rPr>
       </w:pPr>
       <w:r>
+        <w:rPr>
+          <w:noProof/>
+        </w:rPr>
         <w:drawing>
-          <wp:inline distT="0" distB="0" distL="0" distR="0">
+          <wp:inline distT="0" distB="0" distL="0" distR="0" wp14:anchorId="6536DADC" wp14:editId="04770A22">
             <wp:extent cx="5900000" cy="4336500"/>
+            <wp:effectExtent l="0" t="0" r="0" b="0"/>
             <wp:docPr id="606" name="Figura 7" descr="Captura de la prueba de XML External Entity en bWAPP"/>
             <wp:cNvGraphicFramePr>
               <a:graphicFrameLocks xmlns:a="http://schemas.openxmlformats.org/drawingml/2006/main" noChangeAspect="1"/>
@@ -2957,7 +3172,7 @@
                     <pic:cNvPicPr/>
                   </pic:nvPicPr>
                   <pic:blipFill>
-                    <a:blip r:embed="rIdDfd6"/>
+                    <a:blip r:embed="rId20"/>
                     <a:stretch>
                       <a:fillRect/>
                     </a:stretch>
@@ -2984,39 +3199,36 @@
         <w:spacing w:before="120"/>
         <w:jc w:val="left"/>
         <w:outlineLvl w:val="1"/>
-        <w:rPr>
-          <w:lang w:val="es-GT"/>
-        </w:rPr>
-      </w:pPr>
-      <w:bookmarkStart w:id="109" w:name="_Toc900109"/>
+      </w:pPr>
+      <w:bookmarkStart w:id="9" w:name="_Toc243325018"/>
       <w:r>
         <w:rPr>
           <w:b/>
-          <w:lang w:val="es-GT"/>
-        </w:rPr>
-        <w:t xml:space="preserve">8. Unrestricted File Upload</w:t>
-      </w:r>
-      <w:bookmarkEnd w:id="109"/>
+        </w:rPr>
+        <w:t>8. Unrestricted File Upload</w:t>
+      </w:r>
+      <w:bookmarkEnd w:id="9"/>
     </w:p>
     <w:p>
       <w:pPr>
         <w:ind w:firstLine="720"/>
-        <w:rPr>
-          <w:lang w:val="es-GT"/>
-        </w:rPr>
-      </w:pPr>
+      </w:pPr>
+      <w:proofErr w:type="spellStart"/>
       <w:r>
         <w:rPr>
           <w:b/>
-          <w:lang w:val="es-GT"/>
-        </w:rPr>
-        <w:t xml:space="preserve">Amenaza OWASP: </w:t>
-      </w:r>
-      <w:r>
-        <w:rPr>
-          <w:lang w:val="es-GT"/>
-        </w:rPr>
-        <w:t xml:space="preserve">A5 - Security Misconfiguration</w:t>
+        </w:rPr>
+        <w:t>Amenaza</w:t>
+      </w:r>
+      <w:proofErr w:type="spellEnd"/>
+      <w:r>
+        <w:rPr>
+          <w:b/>
+        </w:rPr>
+        <w:t xml:space="preserve"> OWASP: </w:t>
+      </w:r>
+      <w:r>
+        <w:t>A5 - Security Misconfiguration</w:t>
       </w:r>
     </w:p>
     <w:p>
@@ -3037,7 +3249,7 @@
         <w:rPr>
           <w:lang w:val="es-GT"/>
         </w:rPr>
-        <w:t xml:space="preserve">El formulario para subir imágenes no valida el tipo real del archivo, ni por extensión, ni por tipo de contenido, ni por su contenido real, antes de guardarlo en una carpeta que el servidor expone públicamente. Esto permite subir un archivo con código ejecutable y luego invocarlo directamente desde el navegador, con lo que se ejecuta código de forma remota en el servidor.</w:t>
+        <w:t>El formulario para subir imágenes no valida el tipo real del archivo, ni por extensión, ni por tipo de contenido, ni por su contenido real, antes de guardarlo en una carpeta que el servidor expone públicamente. Esto permite subir un archivo con código ejecutable y luego invocarlo directamente desde el navegador, con lo que se ejecuta código de forma remota en el servidor.</w:t>
       </w:r>
     </w:p>
     <w:p>
@@ -3058,7 +3270,7 @@
         <w:rPr>
           <w:lang w:val="es-GT"/>
         </w:rPr>
-        <w:t xml:space="preserve">Alto</w:t>
+        <w:t>Alto</w:t>
       </w:r>
     </w:p>
     <w:p>
@@ -3079,7 +3291,7 @@
         <w:rPr>
           <w:lang w:val="es-GT"/>
         </w:rPr>
-        <w:t xml:space="preserve">Validar la extensión y el contenido real del archivo mediante sus primeros bytes, renombrar los archivos subidos con nombres aleatorios y sin extensión ejecutable, guardarlos fuera de la carpeta pública del sitio o en un almacenamiento que no ejecute scripts, y servirlos siempre con la cabecera Content-Disposition en modo adjunto cuando corresponda.</w:t>
+        <w:t>Validar la extensión y el contenido real del archivo mediante sus primeros bytes, renombrar los archivos subidos con nombres aleatorios y sin extensión ejecutable, guardarlos fuera de la carpeta pública del sitio o en un almacenamiento que no ejecute scripts, y servirlos siempre con la cabecera Content-Disposition en modo adjunto cuando corresponda.</w:t>
       </w:r>
     </w:p>
     <w:p>
@@ -3096,7 +3308,8 @@
           <w:b/>
           <w:lang w:val="es-GT"/>
         </w:rPr>
-        <w:t xml:space="preserve">Figura 8</w:t>
+        <w:lastRenderedPageBreak/>
+        <w:t>Figura 8</w:t>
       </w:r>
     </w:p>
     <w:p>
@@ -3112,7 +3325,7 @@
           <w:i/>
           <w:lang w:val="es-GT"/>
         </w:rPr>
-        <w:t xml:space="preserve">Evidencia de la explotación · Unrestricted File Upload</w:t>
+        <w:t>Evidencia de la explotación · Unrestricted File Upload</w:t>
       </w:r>
     </w:p>
     <w:p>
@@ -3125,9 +3338,13 @@
         </w:rPr>
       </w:pPr>
       <w:r>
+        <w:rPr>
+          <w:noProof/>
+        </w:rPr>
         <w:drawing>
-          <wp:inline distT="0" distB="0" distL="0" distR="0">
-            <wp:extent cx="5900000" cy="4425000"/>
+          <wp:inline distT="0" distB="0" distL="0" distR="0" wp14:anchorId="65CC7684" wp14:editId="799BF707">
+            <wp:extent cx="5899573" cy="342900"/>
+            <wp:effectExtent l="0" t="0" r="6350" b="0"/>
             <wp:docPr id="607" name="Figura 8" descr="Captura de la prueba de carga de archivos sin restricción en bWAPP"/>
             <wp:cNvGraphicFramePr>
               <a:graphicFrameLocks xmlns:a="http://schemas.openxmlformats.org/drawingml/2006/main" noChangeAspect="1"/>
@@ -3139,20 +3356,27 @@
                     <pic:cNvPr id="607" name="cap08.png"/>
                     <pic:cNvPicPr/>
                   </pic:nvPicPr>
-                  <pic:blipFill>
-                    <a:blip r:embed="rIdDfd7"/>
-                    <a:stretch>
-                      <a:fillRect/>
-                    </a:stretch>
+                  <pic:blipFill rotWithShape="1">
+                    <a:blip r:embed="rId21"/>
+                    <a:srcRect b="92250"/>
+                    <a:stretch/>
                   </pic:blipFill>
-                  <pic:spPr>
+                  <pic:spPr bwMode="auto">
                     <a:xfrm>
                       <a:off x="0" y="0"/>
-                      <a:ext cx="5900000" cy="4425000"/>
+                      <a:ext cx="5900000" cy="342925"/>
                     </a:xfrm>
                     <a:prstGeom prst="rect">
                       <a:avLst/>
                     </a:prstGeom>
+                    <a:ln>
+                      <a:noFill/>
+                    </a:ln>
+                    <a:extLst>
+                      <a:ext uri="{53640926-AAD7-44D8-BBD7-CCE9431645EC}">
+                        <a14:shadowObscured xmlns:a14="http://schemas.microsoft.com/office/drawing/2010/main"/>
+                      </a:ext>
+                    </a:extLst>
                   </pic:spPr>
                 </pic:pic>
               </a:graphicData>
@@ -3171,35 +3395,36 @@
           <w:lang w:val="es-GT"/>
         </w:rPr>
       </w:pPr>
-      <w:bookmarkStart w:id="110" w:name="_Toc900110"/>
+      <w:bookmarkStart w:id="10" w:name="_Toc243325019"/>
       <w:r>
         <w:rPr>
           <w:b/>
           <w:lang w:val="es-GT"/>
         </w:rPr>
-        <w:t xml:space="preserve">9. Cross-Site Request Forgery (CSRF) en el cambio de contraseña</w:t>
-      </w:r>
-      <w:bookmarkEnd w:id="110"/>
+        <w:t>9. Cross-Site Request Forgery (CSRF) en el cambio de contraseña</w:t>
+      </w:r>
+      <w:bookmarkEnd w:id="10"/>
     </w:p>
     <w:p>
       <w:pPr>
         <w:ind w:firstLine="720"/>
-        <w:rPr>
-          <w:lang w:val="es-GT"/>
-        </w:rPr>
-      </w:pPr>
+      </w:pPr>
+      <w:proofErr w:type="spellStart"/>
       <w:r>
         <w:rPr>
           <w:b/>
-          <w:lang w:val="es-GT"/>
-        </w:rPr>
-        <w:t xml:space="preserve">Amenaza OWASP: </w:t>
-      </w:r>
-      <w:r>
-        <w:rPr>
-          <w:lang w:val="es-GT"/>
-        </w:rPr>
-        <w:t xml:space="preserve">A8 - Cross-Site Request Forgery</w:t>
+        </w:rPr>
+        <w:t>Amenaza</w:t>
+      </w:r>
+      <w:proofErr w:type="spellEnd"/>
+      <w:r>
+        <w:rPr>
+          <w:b/>
+        </w:rPr>
+        <w:t xml:space="preserve"> OWASP: </w:t>
+      </w:r>
+      <w:r>
+        <w:t>A8 - Cross-Site Request Forgery</w:t>
       </w:r>
     </w:p>
     <w:p>
@@ -3220,7 +3445,7 @@
         <w:rPr>
           <w:lang w:val="es-GT"/>
         </w:rPr>
-        <w:t xml:space="preserve">El endpoint que cambia la contraseña acepta la petición por el método GET, sin ningún token contra CSRF, sin verificar el origen de la petición y sin pedir la contraseña actual. Como el navegador adjunta automáticamente la cookie de sesión en cualquier petición al sitio, basta con que la víctima, ya autenticada, visite una página externa controlada por un atacante para que su contraseña cambie sin su conocimiento ni su consentimiento.</w:t>
+        <w:t>El endpoint que cambia la contraseña acepta la petición por el método GET, sin ningún token contra CSRF, sin verificar el origen de la petición y sin pedir la contraseña actual. Como el navegador adjunta automáticamente la cookie de sesión en cualquier petición al sitio, basta con que la víctima, ya autenticada, visite una página externa controlada por un atacante para que su contraseña cambie sin su conocimiento ni su consentimiento.</w:t>
       </w:r>
     </w:p>
     <w:p>
@@ -3241,7 +3466,7 @@
         <w:rPr>
           <w:lang w:val="es-GT"/>
         </w:rPr>
-        <w:t xml:space="preserve">Alto</w:t>
+        <w:t>Alto</w:t>
       </w:r>
     </w:p>
     <w:p>
@@ -3262,7 +3487,7 @@
         <w:rPr>
           <w:lang w:val="es-GT"/>
         </w:rPr>
-        <w:t xml:space="preserve">Usar un token único contra CSRF por sesión o por petición y validarlo en el servidor; exigir que las operaciones sensibles, como el cambio de contraseña, se hagan por el método POST y requieran la contraseña actual; y configurar las cookies de sesión con el atributo SameSite en modo Strict o Lax.</w:t>
+        <w:t>Usar un token único contra CSRF por sesión o por petición y validarlo en el servidor; exigir que las operaciones sensibles, como el cambio de contraseña, se hagan por el método POST y requieran la contraseña actual; y configurar las cookies de sesión con el atributo SameSite en modo Strict o Lax.</w:t>
       </w:r>
     </w:p>
     <w:p>
@@ -3279,7 +3504,8 @@
           <w:b/>
           <w:lang w:val="es-GT"/>
         </w:rPr>
-        <w:t xml:space="preserve">Figura 9</w:t>
+        <w:lastRenderedPageBreak/>
+        <w:t>Figura 9</w:t>
       </w:r>
     </w:p>
     <w:p>
@@ -3295,7 +3521,7 @@
           <w:i/>
           <w:lang w:val="es-GT"/>
         </w:rPr>
-        <w:t xml:space="preserve">Evidencia de la explotación · Cross-Site Request Forgery (CSRF) en el cambio de contraseña</w:t>
+        <w:t>Evidencia de la explotación · Cross-Site Request Forgery (CSRF) en el cambio de contraseña</w:t>
       </w:r>
     </w:p>
     <w:p>
@@ -3308,9 +3534,13 @@
         </w:rPr>
       </w:pPr>
       <w:r>
+        <w:rPr>
+          <w:noProof/>
+        </w:rPr>
         <w:drawing>
-          <wp:inline distT="0" distB="0" distL="0" distR="0">
+          <wp:inline distT="0" distB="0" distL="0" distR="0" wp14:anchorId="3D8047A5" wp14:editId="7D495855">
             <wp:extent cx="5900000" cy="4336500"/>
+            <wp:effectExtent l="0" t="0" r="0" b="0"/>
             <wp:docPr id="608" name="Figura 9" descr="Captura de la prueba de CSRF en el cambio de contraseña en bWAPP"/>
             <wp:cNvGraphicFramePr>
               <a:graphicFrameLocks xmlns:a="http://schemas.openxmlformats.org/drawingml/2006/main" noChangeAspect="1"/>
@@ -3323,7 +3553,7 @@
                     <pic:cNvPicPr/>
                   </pic:nvPicPr>
                   <pic:blipFill>
-                    <a:blip r:embed="rIdDfd8"/>
+                    <a:blip r:embed="rId22"/>
                     <a:stretch>
                       <a:fillRect/>
                     </a:stretch>
@@ -3350,39 +3580,50 @@
         <w:spacing w:before="120"/>
         <w:jc w:val="left"/>
         <w:outlineLvl w:val="1"/>
-        <w:rPr>
-          <w:lang w:val="es-GT"/>
-        </w:rPr>
-      </w:pPr>
-      <w:bookmarkStart w:id="111" w:name="_Toc900111"/>
+      </w:pPr>
+      <w:bookmarkStart w:id="11" w:name="_Toc243325020"/>
       <w:r>
         <w:rPr>
           <w:b/>
-          <w:lang w:val="es-GT"/>
-        </w:rPr>
-        <w:t xml:space="preserve">10. Server Side Request Forgery (SSRF)</w:t>
-      </w:r>
-      <w:bookmarkEnd w:id="111"/>
+        </w:rPr>
+        <w:t xml:space="preserve">10. </w:t>
+      </w:r>
+      <w:proofErr w:type="gramStart"/>
+      <w:r>
+        <w:rPr>
+          <w:b/>
+        </w:rPr>
+        <w:t>Server Side</w:t>
+      </w:r>
+      <w:proofErr w:type="gramEnd"/>
+      <w:r>
+        <w:rPr>
+          <w:b/>
+        </w:rPr>
+        <w:t xml:space="preserve"> Request Forgery (SSRF)</w:t>
+      </w:r>
+      <w:bookmarkEnd w:id="11"/>
     </w:p>
     <w:p>
       <w:pPr>
         <w:ind w:firstLine="720"/>
-        <w:rPr>
-          <w:lang w:val="es-GT"/>
-        </w:rPr>
-      </w:pPr>
+      </w:pPr>
+      <w:proofErr w:type="spellStart"/>
       <w:r>
         <w:rPr>
           <w:b/>
-          <w:lang w:val="es-GT"/>
-        </w:rPr>
-        <w:t xml:space="preserve">Amenaza OWASP: </w:t>
-      </w:r>
-      <w:r>
-        <w:rPr>
-          <w:lang w:val="es-GT"/>
-        </w:rPr>
-        <w:t xml:space="preserve">A10 - Server-Side Request Forgery</w:t>
+        </w:rPr>
+        <w:t>Amenaza</w:t>
+      </w:r>
+      <w:proofErr w:type="spellEnd"/>
+      <w:r>
+        <w:rPr>
+          <w:b/>
+        </w:rPr>
+        <w:t xml:space="preserve"> OWASP: </w:t>
+      </w:r>
+      <w:r>
+        <w:t>A10 - Server-Side Request Forgery</w:t>
       </w:r>
     </w:p>
     <w:p>
@@ -3403,7 +3644,7 @@
         <w:rPr>
           <w:lang w:val="es-GT"/>
         </w:rPr>
-        <w:t xml:space="preserve">El módulo de selección de idioma incluye como código PHP el archivo indicado en un parámetro, sin validarlo contra una lista cerrada de valores permitidos. Combinado con un script que abre conexiones hacia direcciones y puertos arbitrarios, esto permite forzar al servidor a conectarse hacia su propia red interna, y así revela qué servicios internos están disponibles sin que el atacante tenga acceso directo a esa red.</w:t>
+        <w:t>El módulo de selección de idioma incluye como código PHP el archivo indicado en un parámetro, sin validarlo contra una lista cerrada de valores permitidos. Combinado con un script que abre conexiones hacia direcciones y puertos arbitrarios, esto permite forzar al servidor a conectarse hacia su propia red interna, y así revela qué servicios internos están disponibles sin que el atacante tenga acceso directo a esa red.</w:t>
       </w:r>
     </w:p>
     <w:p>
@@ -3424,7 +3665,7 @@
         <w:rPr>
           <w:lang w:val="es-GT"/>
         </w:rPr>
-        <w:t xml:space="preserve">Alto</w:t>
+        <w:t>Alto</w:t>
       </w:r>
     </w:p>
     <w:p>
@@ -3445,7 +3686,7 @@
         <w:rPr>
           <w:lang w:val="es-GT"/>
         </w:rPr>
-        <w:t xml:space="preserve">No incluir ni ejecutar archivos a partir de un parámetro que controla el usuario; usar una lista blanca estricta de nombres de archivo permitidos, sin rutas. Para cualquier función que haga peticiones salientes a una dirección proporcionada por el usuario, validar y restringir los destinos permitidos, bloquear los rangos de red privados y locales, y ejecutar esas peticiones desde una red segmentada sin acceso a servicios internos sensibles.</w:t>
+        <w:t>No incluir ni ejecutar archivos a partir de un parámetro que controla el usuario; usar una lista blanca estricta de nombres de archivo permitidos, sin rutas. Para cualquier función que haga peticiones salientes a una dirección proporcionada por el usuario, validar y restringir los destinos permitidos, bloquear los rangos de red privados y locales, y ejecutar esas peticiones desde una red segmentada sin acceso a servicios internos sensibles.</w:t>
       </w:r>
     </w:p>
     <w:p>
@@ -3462,7 +3703,8 @@
           <w:b/>
           <w:lang w:val="es-GT"/>
         </w:rPr>
-        <w:t xml:space="preserve">Figura 10</w:t>
+        <w:lastRenderedPageBreak/>
+        <w:t>Figura 10</w:t>
       </w:r>
     </w:p>
     <w:p>
@@ -3478,7 +3720,7 @@
           <w:i/>
           <w:lang w:val="es-GT"/>
         </w:rPr>
-        <w:t xml:space="preserve">Evidencia de la explotación · Server Side Request Forgery (SSRF)</w:t>
+        <w:t>Evidencia de la explotación · Server Side Request Forgery (SSRF)</w:t>
       </w:r>
     </w:p>
     <w:p>
@@ -3491,9 +3733,13 @@
         </w:rPr>
       </w:pPr>
       <w:r>
+        <w:rPr>
+          <w:noProof/>
+        </w:rPr>
         <w:drawing>
-          <wp:inline distT="0" distB="0" distL="0" distR="0">
+          <wp:inline distT="0" distB="0" distL="0" distR="0" wp14:anchorId="01CEBB74" wp14:editId="72FA0D4E">
             <wp:extent cx="5900000" cy="4336500"/>
+            <wp:effectExtent l="0" t="0" r="0" b="0"/>
             <wp:docPr id="609" name="Figura 10" descr="Captura de la prueba de Server Side Request Forgery en bWAPP"/>
             <wp:cNvGraphicFramePr>
               <a:graphicFrameLocks xmlns:a="http://schemas.openxmlformats.org/drawingml/2006/main" noChangeAspect="1"/>
@@ -3506,7 +3752,7 @@
                     <pic:cNvPicPr/>
                   </pic:nvPicPr>
                   <pic:blipFill>
-                    <a:blip r:embed="rIdDfd9"/>
+                    <a:blip r:embed="rId23"/>
                     <a:stretch>
                       <a:fillRect/>
                     </a:stretch>
@@ -3538,15 +3784,16 @@
           <w:lang w:val="es-GT"/>
         </w:rPr>
       </w:pPr>
-      <w:bookmarkStart w:id="112" w:name="_Toc900112"/>
+      <w:bookmarkStart w:id="12" w:name="_Toc243325021"/>
       <w:r>
         <w:rPr>
           <w:b/>
           <w:lang w:val="es-GT"/>
         </w:rPr>
-        <w:t xml:space="preserve">Conclusión</w:t>
-      </w:r>
-      <w:bookmarkEnd w:id="112"/>
+        <w:lastRenderedPageBreak/>
+        <w:t>Conclusión</w:t>
+      </w:r>
+      <w:bookmarkEnd w:id="12"/>
     </w:p>
     <w:p>
       <w:pPr>
@@ -3559,7 +3806,7 @@
         <w:rPr>
           <w:lang w:val="es-GT"/>
         </w:rPr>
-        <w:t xml:space="preserve">La práctica confirmó que diez problemas distintos de seguridad, cubiertos por las categorías OWASP de inyección, autenticación, control de acceso, exposición de datos, configuración y falsificación de peticiones, pueden explotarse con pasos relativamente simples cuando la aplicación no valida la entrada del usuario, no separa los privilegios y no protege sus formularios contra el origen de la petición. En todos los casos la causa raíz es la misma: la aplicación confía en información que el cliente puede manipular, ya sea un parámetro de búsqueda, un campo oculto, un archivo subido o el cuerpo de una petición.</w:t>
+        <w:t>La práctica confirmó que diez problemas distintos de seguridad, cubiertos por las categorías OWASP de inyección, autenticación, control de acceso, exposición de datos, configuración y falsificación de peticiones, pueden explotarse con pasos relativamente simples cuando la aplicación no valida la entrada del usuario, no separa los privilegios y no protege sus formularios contra el origen de la petición. En todos los casos la causa raíz es la misma: la aplicación confía en información que el cliente puede manipular, ya sea un parámetro de búsqueda, un campo oculto, un archivo subido o el cuerpo de una petición.</w:t>
       </w:r>
     </w:p>
     <w:p>
@@ -3573,7 +3820,7 @@
         <w:rPr>
           <w:lang w:val="es-GT"/>
         </w:rPr>
-        <w:t xml:space="preserve">Las mitigaciones propuestas para cada hallazgo comparten principios comunes: validar y sanear toda entrada del usuario en el servidor, nunca en el cliente; usar mecanismos del lenguaje y del framework que eviten el error por diseño, como las sentencias preparadas o el escape automático de salida; aplicar el principio de mínimo privilegio tanto en la base de datos como en el sistema operativo; y verificar siempre, del lado del servidor, que el usuario autenticado tiene permiso sobre el recurso que solicita. Aplicar estos principios de forma sistemática, y no solo parchear cada síntoma por separado, es lo que reduce de verdad la superficie de ataque de una aplicación web.</w:t>
+        <w:t>Las mitigaciones propuestas para cada hallazgo comparten principios comunes: validar y sanear toda entrada del usuario en el servidor, nunca en el cliente; usar mecanismos del lenguaje y del framework que eviten el error por diseño, como las sentencias preparadas o el escape automático de salida; aplicar el principio de mínimo privilegio tanto en la base de datos como en el sistema operativo; y verificar siempre, del lado del servidor, que el usuario autenticado tiene permiso sobre el recurso que solicita. Aplicar estos principios de forma sistemática, y no solo parchear cada síntoma por separado, es lo que reduce de verdad la superficie de ataque de una aplicación web.</w:t>
       </w:r>
     </w:p>
     <w:p>
@@ -3583,81 +3830,74 @@
         <w:spacing w:before="120"/>
         <w:jc w:val="center"/>
         <w:outlineLvl w:val="0"/>
-        <w:rPr>
-          <w:lang w:val="es-GT"/>
-        </w:rPr>
-      </w:pPr>
-      <w:bookmarkStart w:id="113" w:name="_Toc900113"/>
+      </w:pPr>
+      <w:bookmarkStart w:id="13" w:name="_Toc243325022"/>
+      <w:proofErr w:type="spellStart"/>
       <w:r>
         <w:rPr>
           <w:b/>
-          <w:lang w:val="es-GT"/>
-        </w:rPr>
-        <w:t xml:space="preserve">Referencias</w:t>
-      </w:r>
-      <w:bookmarkEnd w:id="113"/>
+        </w:rPr>
+        <w:lastRenderedPageBreak/>
+        <w:t>Referencias</w:t>
+      </w:r>
+      <w:bookmarkEnd w:id="13"/>
+      <w:proofErr w:type="spellEnd"/>
     </w:p>
     <w:p>
       <w:pPr>
         <w:ind w:left="720" w:hanging="720"/>
         <w:jc w:val="left"/>
-        <w:rPr>
-          <w:lang w:val="es-GT"/>
-        </w:rPr>
-      </w:pPr>
-      <w:r>
-        <w:rPr>
-          <w:lang w:val="es-GT"/>
-        </w:rPr>
+      </w:pPr>
+      <w:r>
         <w:t xml:space="preserve">Open Worldwide Application Security Project. (s. f.). </w:t>
       </w:r>
       <w:r>
         <w:rPr>
           <w:i/>
-          <w:lang w:val="es-GT"/>
-        </w:rPr>
-        <w:t xml:space="preserve">OWASP Top 10</w:t>
-      </w:r>
-      <w:r>
-        <w:rPr>
-          <w:lang w:val="es-GT"/>
-        </w:rPr>
-        <w:t xml:space="preserve">. https://owasp.org/www-project-top-ten/</w:t>
+        </w:rPr>
+        <w:t>OWASP Top 10</w:t>
+      </w:r>
+      <w:r>
+        <w:t>. https://owasp.org/www-project-top-ten/</w:t>
       </w:r>
     </w:p>
     <w:p>
       <w:pPr>
         <w:ind w:left="720" w:hanging="720"/>
         <w:jc w:val="left"/>
-        <w:rPr>
-          <w:lang w:val="es-GT"/>
-        </w:rPr>
-      </w:pPr>
-      <w:r>
-        <w:rPr>
-          <w:lang w:val="es-GT"/>
-        </w:rPr>
+      </w:pPr>
+      <w:r>
         <w:t xml:space="preserve">MME BVBA. (2014). </w:t>
       </w:r>
+      <w:proofErr w:type="spellStart"/>
       <w:r>
         <w:rPr>
           <w:i/>
-          <w:lang w:val="es-GT"/>
-        </w:rPr>
-        <w:t xml:space="preserve">bWAPP: A buggy web application</w:t>
-      </w:r>
-      <w:r>
-        <w:rPr>
-          <w:lang w:val="es-GT"/>
-        </w:rPr>
-        <w:t xml:space="preserve"> [Software]. SourceForge. https://sourceforge.net/projects/bwapp/</w:t>
+        </w:rPr>
+        <w:t>bWAPP</w:t>
+      </w:r>
+      <w:proofErr w:type="spellEnd"/>
+      <w:r>
+        <w:rPr>
+          <w:i/>
+        </w:rPr>
+        <w:t>: A buggy web application</w:t>
+      </w:r>
+      <w:r>
+        <w:t xml:space="preserve"> [Software]. </w:t>
+      </w:r>
+      <w:proofErr w:type="spellStart"/>
+      <w:r>
+        <w:t>SourceForge</w:t>
+      </w:r>
+      <w:proofErr w:type="spellEnd"/>
+      <w:r>
+        <w:t>. https://sourceforge.net/projects/bwapp/</w:t>
       </w:r>
     </w:p>
     <w:sectPr>
-      <w:headerReference w:type="first" r:id="rId12"/>
       <w:pgSz w:w="12240" w:h="15840"/>
       <w:pgMar w:top="1417" w:right="1417" w:bottom="1417" w:left="1417" w:header="720" w:footer="720" w:gutter="0"/>
-      <w:pgNumType w:start="1"/>
       <w:cols w:space="720"/>
       <w:titlePg/>
       <w:docGrid w:linePitch="360"/>
@@ -3718,15 +3958,25 @@
 
 <file path=word/header1.xml><?xml version="1.0" encoding="utf-8"?>
 <w:hdr xmlns:wpc="http://schemas.microsoft.com/office/word/2010/wordprocessingCanvas" xmlns:cx="http://schemas.microsoft.com/office/drawing/2014/chartex" xmlns:cx1="http://schemas.microsoft.com/office/drawing/2015/9/8/chartex" xmlns:cx2="http://schemas.microsoft.com/office/drawing/2015/10/21/chartex" xmlns:cx3="http://schemas.microsoft.com/office/drawing/2016/5/9/chartex" xmlns:cx4="http://schemas.microsoft.com/office/drawing/2016/5/10/chartex" xmlns:cx5="http://schemas.microsoft.com/office/drawing/2016/5/11/chartex" xmlns:cx6="http://schemas.microsoft.com/office/drawing/2016/5/12/chartex" xmlns:cx7="http://schemas.microsoft.com/office/drawing/2016/5/13/chartex" xmlns:cx8="http://schemas.microsoft.com/office/drawing/2016/5/14/chartex" xmlns:mc="http://schemas.openxmlformats.org/markup-compatibility/2006" xmlns:aink="http://schemas.microsoft.com/office/drawing/2016/ink" xmlns:am3d="http://schemas.microsoft.com/office/drawing/2017/model3d" xmlns:o="urn:schemas-microsoft-com:office:office" xmlns:oel="http://schemas.microsoft.com/office/2019/extlst" xmlns:r="http://schemas.openxmlformats.org/officeDocument/2006/relationships" xmlns:m="http://schemas.openxmlformats.org/officeDocument/2006/math" xmlns:v="urn:schemas-microsoft-com:vml" xmlns:wp14="http://schemas.microsoft.com/office/word/2010/wordprocessingDrawing" xmlns:wp="http://schemas.openxmlformats.org/drawingml/2006/wordprocessingDrawing" xmlns:w10="urn:schemas-microsoft-com:office:word" xmlns:w="http://schemas.openxmlformats.org/wordprocessingml/2006/main" xmlns:w14="http://schemas.microsoft.com/office/word/2010/wordml" xmlns:w15="http://schemas.microsoft.com/office/word/2012/wordml" xmlns:w16cex="http://schemas.microsoft.com/office/word/2018/wordml/cex" xmlns:w16cid="http://schemas.microsoft.com/office/word/2016/wordml/cid" xmlns:w16="http://schemas.microsoft.com/office/word/2018/wordml" xmlns:w16du="http://schemas.microsoft.com/office/word/2023/wordml/word16du" xmlns:w16sdtdh="http://schemas.microsoft.com/office/word/2020/wordml/sdtdatahash" xmlns:w16sdtfl="http://schemas.microsoft.com/office/word/2024/wordml/sdtformatlock" xmlns:w16se="http://schemas.microsoft.com/office/word/2015/wordml/symex" xmlns:wpg="http://schemas.microsoft.com/office/word/2010/wordprocessingGroup" xmlns:wpi="http://schemas.microsoft.com/office/word/2010/wordprocessingInk" xmlns:wne="http://schemas.microsoft.com/office/word/2006/wordml" xmlns:wps="http://schemas.microsoft.com/office/word/2010/wordprocessingShape" mc:Ignorable="w14 w15 w16se w16cid w16 w16cex w16sdtdh w16sdtfl w16du wp14">
+  <w:p>
+    <w:pPr>
+      <w:pStyle w:val="Encabezado"/>
+      <w:jc w:val="right"/>
+    </w:pPr>
+  </w:p>
+</w:hdr>
+</file>
+
+<file path=word/header2.xml><?xml version="1.0" encoding="utf-8"?>
+<w:hdr xmlns:wpc="http://schemas.microsoft.com/office/word/2010/wordprocessingCanvas" xmlns:cx="http://schemas.microsoft.com/office/drawing/2014/chartex" xmlns:cx1="http://schemas.microsoft.com/office/drawing/2015/9/8/chartex" xmlns:cx2="http://schemas.microsoft.com/office/drawing/2015/10/21/chartex" xmlns:cx3="http://schemas.microsoft.com/office/drawing/2016/5/9/chartex" xmlns:cx4="http://schemas.microsoft.com/office/drawing/2016/5/10/chartex" xmlns:cx5="http://schemas.microsoft.com/office/drawing/2016/5/11/chartex" xmlns:cx6="http://schemas.microsoft.com/office/drawing/2016/5/12/chartex" xmlns:cx7="http://schemas.microsoft.com/office/drawing/2016/5/13/chartex" xmlns:cx8="http://schemas.microsoft.com/office/drawing/2016/5/14/chartex" xmlns:mc="http://schemas.openxmlformats.org/markup-compatibility/2006" xmlns:aink="http://schemas.microsoft.com/office/drawing/2016/ink" xmlns:am3d="http://schemas.microsoft.com/office/drawing/2017/model3d" xmlns:o="urn:schemas-microsoft-com:office:office" xmlns:oel="http://schemas.microsoft.com/office/2019/extlst" xmlns:r="http://schemas.openxmlformats.org/officeDocument/2006/relationships" xmlns:m="http://schemas.openxmlformats.org/officeDocument/2006/math" xmlns:v="urn:schemas-microsoft-com:vml" xmlns:wp14="http://schemas.microsoft.com/office/word/2010/wordprocessingDrawing" xmlns:wp="http://schemas.openxmlformats.org/drawingml/2006/wordprocessingDrawing" xmlns:w10="urn:schemas-microsoft-com:office:word" xmlns:w="http://schemas.openxmlformats.org/wordprocessingml/2006/main" xmlns:w14="http://schemas.microsoft.com/office/word/2010/wordml" xmlns:w15="http://schemas.microsoft.com/office/word/2012/wordml" xmlns:w16cex="http://schemas.microsoft.com/office/word/2018/wordml/cex" xmlns:w16cid="http://schemas.microsoft.com/office/word/2016/wordml/cid" xmlns:w16="http://schemas.microsoft.com/office/word/2018/wordml" xmlns:w16du="http://schemas.microsoft.com/office/word/2023/wordml/word16du" xmlns:w16sdtdh="http://schemas.microsoft.com/office/word/2020/wordml/sdtdatahash" xmlns:w16sdtfl="http://schemas.microsoft.com/office/word/2024/wordml/sdtformatlock" xmlns:w16se="http://schemas.microsoft.com/office/word/2015/wordml/symex" xmlns:wpg="http://schemas.microsoft.com/office/word/2010/wordprocessingGroup" xmlns:wpi="http://schemas.microsoft.com/office/word/2010/wordprocessingInk" xmlns:wne="http://schemas.microsoft.com/office/word/2006/wordml" xmlns:wps="http://schemas.microsoft.com/office/word/2010/wordprocessingShape" mc:Ignorable="w14 w15 w16se w16cid w16 w16cex w16sdtdh w16sdtfl w16du wp14">
   <w:sdt>
     <w:sdtPr>
-      <w:id w:val="1508171661"/>
+      <w:id w:val="-459721967"/>
       <w:docPartObj>
         <w:docPartGallery w:val="Page Numbers (Top of Page)"/>
         <w:docPartUnique/>
       </w:docPartObj>
     </w:sdtPr>
-    <w:sdtEndPr/>
     <w:sdtContent>
       <w:p>
         <w:pPr>
@@ -15363,6 +15613,19 @@
       <w:u w:val="single"/>
     </w:rPr>
   </w:style>
+  <w:style w:type="paragraph" w:styleId="TDC2">
+    <w:name w:val="toc 2"/>
+    <w:basedOn w:val="Normal"/>
+    <w:next w:val="Normal"/>
+    <w:autoRedefine/>
+    <w:uiPriority w:val="39"/>
+    <w:unhideWhenUsed/>
+    <w:rsid w:val="00B72517"/>
+    <w:pPr>
+      <w:spacing w:after="100"/>
+      <w:ind w:left="240"/>
+    </w:pPr>
+  </w:style>
 </w:styles>
 </file>
 
@@ -15687,12 +15950,7 @@
 </file>
 
 <file path=customXml/item1.xml><?xml version="1.0" encoding="utf-8"?>
-<?mso-contentType ?>
-<FormTemplates xmlns="http://schemas.microsoft.com/sharepoint/v3/contenttype/forms">
-  <Display>DocumentLibraryForm</Display>
-  <Edit>DocumentLibraryForm</Edit>
-  <New>DocumentLibraryForm</New>
-</FormTemplates>
+<b:Sources xmlns:b="http://schemas.openxmlformats.org/officeDocument/2006/bibliography" xmlns="http://schemas.openxmlformats.org/officeDocument/2006/bibliography" SelectedStyle="/APA.XSL" StyleName="APA"/>
 </file>
 
 <file path=customXml/item2.xml><?xml version="1.0" encoding="utf-8"?>
@@ -15852,7 +16110,12 @@
 </file>
 
 <file path=customXml/item3.xml><?xml version="1.0" encoding="utf-8"?>
-<b:Sources xmlns:b="http://schemas.openxmlformats.org/officeDocument/2006/bibliography" xmlns="http://schemas.openxmlformats.org/officeDocument/2006/bibliography" SelectedStyle="/APA.XSL" StyleName="APA"/>
+<?mso-contentType ?>
+<FormTemplates xmlns="http://schemas.microsoft.com/sharepoint/v3/contenttype/forms">
+  <Display>DocumentLibraryForm</Display>
+  <Edit>DocumentLibraryForm</Edit>
+  <New>DocumentLibraryForm</New>
+</FormTemplates>
 </file>
 
 <file path=customXml/item4.xml><?xml version="1.0" encoding="utf-8"?>
@@ -15864,9 +16127,9 @@
 </file>
 
 <file path=customXml/itemProps1.xml><?xml version="1.0" encoding="utf-8"?>
-<ds:datastoreItem xmlns:ds="http://schemas.openxmlformats.org/officeDocument/2006/customXml" ds:itemID="{379A0420-00DF-4A0A-A1A9-FA39EBC90358}">
+<ds:datastoreItem xmlns:ds="http://schemas.openxmlformats.org/officeDocument/2006/customXml" ds:itemID="{EF278816-EC6F-A645-907D-7F25AECB1D4A}">
   <ds:schemaRefs>
-    <ds:schemaRef ds:uri="http://schemas.microsoft.com/sharepoint/v3/contenttype/forms"/>
+    <ds:schemaRef ds:uri="http://schemas.openxmlformats.org/officeDocument/2006/bibliography"/>
   </ds:schemaRefs>
 </ds:datastoreItem>
 </file>
@@ -15890,9 +16153,9 @@
 </file>
 
 <file path=customXml/itemProps3.xml><?xml version="1.0" encoding="utf-8"?>
-<ds:datastoreItem xmlns:ds="http://schemas.openxmlformats.org/officeDocument/2006/customXml" ds:itemID="{EF278816-EC6F-A645-907D-7F25AECB1D4A}">
+<ds:datastoreItem xmlns:ds="http://schemas.openxmlformats.org/officeDocument/2006/customXml" ds:itemID="{379A0420-00DF-4A0A-A1A9-FA39EBC90358}">
   <ds:schemaRefs>
-    <ds:schemaRef ds:uri="http://schemas.openxmlformats.org/officeDocument/2006/bibliography"/>
+    <ds:schemaRef ds:uri="http://schemas.microsoft.com/sharepoint/v3/contenttype/forms"/>
   </ds:schemaRefs>
 </ds:datastoreItem>
 </file>
@@ -15900,15 +16163,9 @@
 <file path=customXml/itemProps4.xml><?xml version="1.0" encoding="utf-8"?>
 <ds:datastoreItem xmlns:ds="http://schemas.openxmlformats.org/officeDocument/2006/customXml" ds:itemID="{EFF4A46E-2BD7-4A74-9251-B6A20F3C6CD9}">
   <ds:schemaRefs>
+    <ds:schemaRef ds:uri="http://schemas.microsoft.com/office/2006/metadata/properties"/>
+    <ds:schemaRef ds:uri="http://schemas.microsoft.com/office/infopath/2007/PartnerControls"/>
     <ds:schemaRef ds:uri="d53121ff-3373-4de2-81b2-65d996ac094e"/>
-    <ds:schemaRef ds:uri="http://schemas.microsoft.com/office/2006/documentManagement/types"/>
-    <ds:schemaRef ds:uri="http://purl.org/dc/dcmitype/"/>
-    <ds:schemaRef ds:uri="http://schemas.microsoft.com/office/2006/metadata/properties"/>
-    <ds:schemaRef ds:uri="http://purl.org/dc/terms/"/>
-    <ds:schemaRef ds:uri="http://purl.org/dc/elements/1.1/"/>
-    <ds:schemaRef ds:uri="http://schemas.microsoft.com/office/infopath/2007/PartnerControls"/>
-    <ds:schemaRef ds:uri="http://schemas.openxmlformats.org/package/2006/metadata/core-properties"/>
-    <ds:schemaRef ds:uri="http://www.w3.org/XML/1998/namespace"/>
   </ds:schemaRefs>
 </ds:datastoreItem>
 </file>